--- a/yudao-module-srm/yudao-module-srm-biz/src/main/resources/purchase/order/外币采购合同_英文.docx
+++ b/yudao-module-srm/yudao-module-srm-biz/src/main/resources/purchase/order/外币采购合同_英文.docx
@@ -9,8 +9,14 @@
           <w:tab w:val="center" w:pos="5840"/>
         </w:tabs>
         <w:jc w:val="left"/>
+        <w:rPr>
+          <w:rFonts w:ascii="Noto Serif CJK SC" w:eastAsia="Noto Serif CJK SC" w:hAnsi="Noto Serif CJK SC"/>
+        </w:rPr>
       </w:pPr>
       <w:r>
+        <w:rPr>
+          <w:rFonts w:ascii="Noto Serif CJK SC" w:eastAsia="Noto Serif CJK SC" w:hAnsi="Noto Serif CJK SC"/>
+        </w:rPr>
         <w:tab/>
         <w:t>SALES CONTRACT</w:t>
       </w:r>
@@ -21,6 +27,9 @@
           <w:ilvl w:val="0"/>
           <w:numId w:val="0"/>
         </w:numPr>
+        <w:rPr>
+          <w:rFonts w:ascii="Noto Serif CJK SC" w:eastAsia="Noto Serif CJK SC" w:hAnsi="Noto Serif CJK SC"/>
+        </w:rPr>
       </w:pPr>
     </w:p>
     <w:tbl>
@@ -53,6 +62,7 @@
             <w:pPr>
               <w:pStyle w:val="af2"/>
               <w:rPr>
+                <w:rFonts w:ascii="Noto Serif CJK SC" w:eastAsia="Noto Serif CJK SC" w:hAnsi="Noto Serif CJK SC"/>
                 <w:b/>
                 <w:bCs/>
                 <w:sz w:val="21"/>
@@ -61,6 +71,7 @@
             </w:pPr>
             <w:r>
               <w:rPr>
+                <w:rFonts w:ascii="Noto Serif CJK SC" w:eastAsia="Noto Serif CJK SC" w:hAnsi="Noto Serif CJK SC"/>
                 <w:b/>
                 <w:bCs/>
                 <w:sz w:val="21"/>
@@ -70,26 +81,27 @@
             </w:r>
             <w:r>
               <w:rPr>
-                <w:rFonts w:hint="eastAsia"/>
+                <w:rFonts w:ascii="Noto Serif CJK SC" w:eastAsia="Noto Serif CJK SC" w:hAnsi="Noto Serif CJK SC" w:hint="eastAsia"/>
                 <w:b/>
                 <w:bCs/>
                 <w:sz w:val="21"/>
                 <w:szCs w:val="21"/>
               </w:rPr>
-              <w:t>NO</w:t>
-            </w:r>
-            <w:r>
-              <w:rPr>
-                <w:rFonts w:hint="eastAsia"/>
+              <w:t>NO：</w:t>
+            </w:r>
+            <w:r>
+              <w:rPr>
+                <w:rFonts w:ascii="Noto Serif CJK SC" w:eastAsia="Noto Serif CJK SC" w:hAnsi="Noto Serif CJK SC"/>
                 <w:b/>
                 <w:bCs/>
                 <w:sz w:val="21"/>
                 <w:szCs w:val="21"/>
               </w:rPr>
-              <w:t>：</w:t>
-            </w:r>
-            <w:r>
-              <w:rPr>
+              <w:t>{</w:t>
+            </w:r>
+            <w:r>
+              <w:rPr>
+                <w:rFonts w:ascii="Noto Serif CJK SC" w:eastAsia="Noto Serif CJK SC" w:hAnsi="Noto Serif CJK SC" w:hint="eastAsia"/>
                 <w:b/>
                 <w:bCs/>
                 <w:sz w:val="21"/>
@@ -99,26 +111,27 @@
             </w:r>
             <w:r>
               <w:rPr>
-                <w:rFonts w:hint="eastAsia"/>
+                <w:rFonts w:ascii="Noto Serif CJK SC" w:eastAsia="Noto Serif CJK SC" w:hAnsi="Noto Serif CJK SC"/>
                 <w:b/>
                 <w:bCs/>
                 <w:sz w:val="21"/>
                 <w:szCs w:val="21"/>
               </w:rPr>
-              <w:t>{</w:t>
-            </w:r>
-            <w:r>
-              <w:rPr>
+              <w:t>no</w:t>
+            </w:r>
+            <w:r>
+              <w:rPr>
+                <w:rFonts w:ascii="Noto Serif CJK SC" w:eastAsia="Noto Serif CJK SC" w:hAnsi="Noto Serif CJK SC" w:hint="eastAsia"/>
                 <w:b/>
                 <w:bCs/>
                 <w:sz w:val="21"/>
                 <w:szCs w:val="21"/>
               </w:rPr>
-              <w:t>no</w:t>
-            </w:r>
-            <w:r>
-              <w:rPr>
-                <w:rFonts w:hint="eastAsia"/>
+              <w:t>}</w:t>
+            </w:r>
+            <w:r>
+              <w:rPr>
+                <w:rFonts w:ascii="Noto Serif CJK SC" w:eastAsia="Noto Serif CJK SC" w:hAnsi="Noto Serif CJK SC"/>
                 <w:b/>
                 <w:bCs/>
                 <w:sz w:val="21"/>
@@ -126,52 +139,56 @@
               </w:rPr>
               <w:t>}</w:t>
             </w:r>
-            <w:r>
-              <w:rPr>
+          </w:p>
+        </w:tc>
+        <w:tc>
+          <w:tcPr>
+            <w:tcW w:w="5281" w:type="dxa"/>
+          </w:tcPr>
+          <w:p>
+            <w:pPr>
+              <w:pStyle w:val="af2"/>
+              <w:rPr>
+                <w:rFonts w:ascii="Noto Serif CJK SC" w:eastAsia="Noto Serif CJK SC" w:hAnsi="Noto Serif CJK SC"/>
                 <w:b/>
                 <w:bCs/>
                 <w:sz w:val="21"/>
                 <w:szCs w:val="21"/>
               </w:rPr>
-              <w:t>}</w:t>
-            </w:r>
-          </w:p>
-        </w:tc>
-        <w:tc>
-          <w:tcPr>
-            <w:tcW w:w="5281" w:type="dxa"/>
-          </w:tcPr>
-          <w:p>
-            <w:pPr>
-              <w:pStyle w:val="af2"/>
-              <w:rPr>
+            </w:pPr>
+            <w:r>
+              <w:rPr>
+                <w:rFonts w:ascii="Noto Serif CJK SC" w:eastAsia="Noto Serif CJK SC" w:hAnsi="Noto Serif CJK SC"/>
                 <w:b/>
                 <w:bCs/>
                 <w:sz w:val="21"/>
                 <w:szCs w:val="21"/>
               </w:rPr>
-            </w:pPr>
-            <w:r>
-              <w:rPr>
+              <w:t>Date</w:t>
+            </w:r>
+            <w:r>
+              <w:rPr>
+                <w:rFonts w:ascii="Noto Serif CJK SC" w:eastAsia="Noto Serif CJK SC" w:hAnsi="Noto Serif CJK SC" w:hint="eastAsia"/>
                 <w:b/>
                 <w:bCs/>
                 <w:sz w:val="21"/>
                 <w:szCs w:val="21"/>
               </w:rPr>
-              <w:t>Date</w:t>
-            </w:r>
-            <w:r>
-              <w:rPr>
-                <w:rFonts w:hint="eastAsia"/>
+              <w:t>：</w:t>
+            </w:r>
+            <w:r>
+              <w:rPr>
+                <w:rFonts w:ascii="Noto Serif CJK SC" w:eastAsia="Noto Serif CJK SC" w:hAnsi="Noto Serif CJK SC"/>
                 <w:b/>
                 <w:bCs/>
                 <w:sz w:val="21"/>
                 <w:szCs w:val="21"/>
               </w:rPr>
-              <w:t>：</w:t>
-            </w:r>
-            <w:r>
-              <w:rPr>
+              <w:t>{</w:t>
+            </w:r>
+            <w:r>
+              <w:rPr>
+                <w:rFonts w:ascii="Noto Serif CJK SC" w:eastAsia="Noto Serif CJK SC" w:hAnsi="Noto Serif CJK SC" w:hint="eastAsia"/>
                 <w:b/>
                 <w:bCs/>
                 <w:sz w:val="21"/>
@@ -181,37 +198,27 @@
             </w:r>
             <w:r>
               <w:rPr>
-                <w:rFonts w:hint="eastAsia"/>
+                <w:rFonts w:ascii="Noto Serif CJK SC" w:eastAsia="Noto Serif CJK SC" w:hAnsi="Noto Serif CJK SC"/>
                 <w:b/>
                 <w:bCs/>
                 <w:sz w:val="21"/>
                 <w:szCs w:val="21"/>
               </w:rPr>
-              <w:t>{</w:t>
-            </w:r>
-            <w:proofErr w:type="spellStart"/>
-            <w:r>
-              <w:rPr>
+              <w:t>signingDateFormat</w:t>
+            </w:r>
+            <w:r>
+              <w:rPr>
+                <w:rFonts w:ascii="Noto Serif CJK SC" w:eastAsia="Noto Serif CJK SC" w:hAnsi="Noto Serif CJK SC" w:hint="eastAsia"/>
                 <w:b/>
                 <w:bCs/>
                 <w:sz w:val="21"/>
                 <w:szCs w:val="21"/>
               </w:rPr>
-              <w:t>signingDateFormat</w:t>
-            </w:r>
-            <w:proofErr w:type="spellEnd"/>
-            <w:r>
-              <w:rPr>
-                <w:rFonts w:hint="eastAsia"/>
-                <w:b/>
-                <w:bCs/>
-                <w:sz w:val="21"/>
-                <w:szCs w:val="21"/>
-              </w:rPr>
               <w:t>}</w:t>
             </w:r>
             <w:r>
               <w:rPr>
+                <w:rFonts w:ascii="Noto Serif CJK SC" w:eastAsia="Noto Serif CJK SC" w:hAnsi="Noto Serif CJK SC"/>
                 <w:b/>
                 <w:bCs/>
                 <w:sz w:val="21"/>
@@ -234,24 +241,24 @@
             <w:pPr>
               <w:pStyle w:val="af2"/>
               <w:rPr>
-                <w:rFonts w:ascii="微软雅黑" w:hAnsi="微软雅黑"/>
-              </w:rPr>
-            </w:pPr>
-            <w:r>
-              <w:rPr>
-                <w:rFonts w:ascii="微软雅黑" w:hAnsi="微软雅黑"/>
+                <w:rFonts w:ascii="Noto Serif CJK SC" w:eastAsia="Noto Serif CJK SC" w:hAnsi="Noto Serif CJK SC"/>
+              </w:rPr>
+            </w:pPr>
+            <w:r>
+              <w:rPr>
+                <w:rFonts w:ascii="Noto Serif CJK SC" w:eastAsia="Noto Serif CJK SC" w:hAnsi="Noto Serif CJK SC"/>
               </w:rPr>
               <w:t>Buyer</w:t>
             </w:r>
             <w:r>
               <w:rPr>
-                <w:rFonts w:ascii="微软雅黑" w:hAnsi="微软雅黑" w:hint="eastAsia"/>
+                <w:rFonts w:ascii="Noto Serif CJK SC" w:eastAsia="Noto Serif CJK SC" w:hAnsi="Noto Serif CJK SC" w:hint="eastAsia"/>
               </w:rPr>
               <w:t>：</w:t>
             </w:r>
             <w:r>
               <w:rPr>
-                <w:rFonts w:ascii="微软雅黑" w:hAnsi="微软雅黑"/>
+                <w:rFonts w:ascii="Noto Serif CJK SC" w:eastAsia="Noto Serif CJK SC" w:hAnsi="Noto Serif CJK SC"/>
               </w:rPr>
               <w:t>{{a.name}}</w:t>
             </w:r>
@@ -265,24 +272,24 @@
             <w:pPr>
               <w:pStyle w:val="af2"/>
               <w:rPr>
-                <w:rFonts w:ascii="微软雅黑" w:hAnsi="微软雅黑"/>
-              </w:rPr>
-            </w:pPr>
-            <w:r>
-              <w:rPr>
-                <w:rFonts w:ascii="微软雅黑" w:hAnsi="微软雅黑"/>
+                <w:rFonts w:ascii="Noto Serif CJK SC" w:eastAsia="Noto Serif CJK SC" w:hAnsi="Noto Serif CJK SC"/>
+              </w:rPr>
+            </w:pPr>
+            <w:r>
+              <w:rPr>
+                <w:rFonts w:ascii="Noto Serif CJK SC" w:eastAsia="Noto Serif CJK SC" w:hAnsi="Noto Serif CJK SC"/>
               </w:rPr>
               <w:t>Seller</w:t>
             </w:r>
             <w:r>
               <w:rPr>
-                <w:rFonts w:ascii="微软雅黑" w:hAnsi="微软雅黑" w:hint="eastAsia"/>
+                <w:rFonts w:ascii="Noto Serif CJK SC" w:eastAsia="Noto Serif CJK SC" w:hAnsi="Noto Serif CJK SC" w:hint="eastAsia"/>
               </w:rPr>
               <w:t>：</w:t>
             </w:r>
             <w:r>
               <w:rPr>
-                <w:rFonts w:ascii="微软雅黑" w:hAnsi="微软雅黑"/>
+                <w:rFonts w:ascii="Noto Serif CJK SC" w:eastAsia="Noto Serif CJK SC" w:hAnsi="Noto Serif CJK SC"/>
               </w:rPr>
               <w:t>（供货单位）{{b.name}}</w:t>
             </w:r>
@@ -301,42 +308,26 @@
             <w:pPr>
               <w:pStyle w:val="af2"/>
               <w:rPr>
-                <w:rFonts w:ascii="微软雅黑" w:hAnsi="微软雅黑"/>
-              </w:rPr>
-            </w:pPr>
-            <w:r>
-              <w:rPr>
-                <w:rFonts w:ascii="微软雅黑" w:hAnsi="微软雅黑"/>
+                <w:rFonts w:ascii="Noto Serif CJK SC" w:eastAsia="Noto Serif CJK SC" w:hAnsi="Noto Serif CJK SC"/>
+              </w:rPr>
+            </w:pPr>
+            <w:r>
+              <w:rPr>
+                <w:rFonts w:ascii="Noto Serif CJK SC" w:eastAsia="Noto Serif CJK SC" w:hAnsi="Noto Serif CJK SC"/>
               </w:rPr>
               <w:t>Add</w:t>
             </w:r>
             <w:r>
               <w:rPr>
-                <w:rFonts w:ascii="微软雅黑" w:hAnsi="微软雅黑" w:hint="eastAsia"/>
+                <w:rFonts w:ascii="Noto Serif CJK SC" w:eastAsia="Noto Serif CJK SC" w:hAnsi="Noto Serif CJK SC" w:hint="eastAsia"/>
               </w:rPr>
               <w:t>ress：</w:t>
             </w:r>
             <w:r>
               <w:rPr>
-                <w:rFonts w:ascii="微软雅黑" w:hAnsi="微软雅黑"/>
-              </w:rPr>
-              <w:t>{{</w:t>
-            </w:r>
-            <w:proofErr w:type="spellStart"/>
-            <w:proofErr w:type="gramStart"/>
-            <w:r>
-              <w:rPr>
-                <w:rFonts w:ascii="微软雅黑" w:hAnsi="微软雅黑"/>
-              </w:rPr>
-              <w:t>a.companyAddress</w:t>
-            </w:r>
-            <w:proofErr w:type="spellEnd"/>
-            <w:proofErr w:type="gramEnd"/>
-            <w:r>
-              <w:rPr>
-                <w:rFonts w:ascii="微软雅黑" w:hAnsi="微软雅黑"/>
-              </w:rPr>
-              <w:t>}}</w:t>
+                <w:rFonts w:ascii="Noto Serif CJK SC" w:eastAsia="Noto Serif CJK SC" w:hAnsi="Noto Serif CJK SC"/>
+              </w:rPr>
+              <w:t>{{a.companyAddress}}</w:t>
             </w:r>
           </w:p>
         </w:tc>
@@ -348,42 +339,26 @@
             <w:pPr>
               <w:pStyle w:val="af2"/>
               <w:rPr>
-                <w:rFonts w:ascii="微软雅黑" w:hAnsi="微软雅黑"/>
-              </w:rPr>
-            </w:pPr>
-            <w:r>
-              <w:rPr>
-                <w:rFonts w:ascii="微软雅黑" w:hAnsi="微软雅黑"/>
+                <w:rFonts w:ascii="Noto Serif CJK SC" w:eastAsia="Noto Serif CJK SC" w:hAnsi="Noto Serif CJK SC"/>
+              </w:rPr>
+            </w:pPr>
+            <w:r>
+              <w:rPr>
+                <w:rFonts w:ascii="Noto Serif CJK SC" w:eastAsia="Noto Serif CJK SC" w:hAnsi="Noto Serif CJK SC"/>
               </w:rPr>
               <w:t>Add</w:t>
             </w:r>
             <w:r>
               <w:rPr>
-                <w:rFonts w:ascii="微软雅黑" w:hAnsi="微软雅黑" w:hint="eastAsia"/>
+                <w:rFonts w:ascii="Noto Serif CJK SC" w:eastAsia="Noto Serif CJK SC" w:hAnsi="Noto Serif CJK SC" w:hint="eastAsia"/>
               </w:rPr>
               <w:t>ress：</w:t>
             </w:r>
             <w:r>
               <w:rPr>
-                <w:rFonts w:ascii="微软雅黑" w:hAnsi="微软雅黑"/>
-              </w:rPr>
-              <w:t>{{</w:t>
-            </w:r>
-            <w:proofErr w:type="spellStart"/>
-            <w:proofErr w:type="gramStart"/>
-            <w:r>
-              <w:rPr>
-                <w:rFonts w:ascii="微软雅黑" w:hAnsi="微软雅黑"/>
-              </w:rPr>
-              <w:t>b.companyAddress</w:t>
-            </w:r>
-            <w:proofErr w:type="spellEnd"/>
-            <w:proofErr w:type="gramEnd"/>
-            <w:r>
-              <w:rPr>
-                <w:rFonts w:ascii="微软雅黑" w:hAnsi="微软雅黑"/>
-              </w:rPr>
-              <w:t>}}</w:t>
+                <w:rFonts w:ascii="Noto Serif CJK SC" w:eastAsia="Noto Serif CJK SC" w:hAnsi="Noto Serif CJK SC"/>
+              </w:rPr>
+              <w:t>{{b.companyAddress}}</w:t>
             </w:r>
           </w:p>
         </w:tc>
@@ -400,58 +375,26 @@
             <w:pPr>
               <w:pStyle w:val="af2"/>
               <w:rPr>
-                <w:rFonts w:ascii="微软雅黑" w:hAnsi="微软雅黑"/>
-              </w:rPr>
-            </w:pPr>
-            <w:r>
-              <w:rPr>
-                <w:rFonts w:ascii="微软雅黑" w:hAnsi="微软雅黑"/>
+                <w:rFonts w:ascii="Noto Serif CJK SC" w:eastAsia="Noto Serif CJK SC" w:hAnsi="Noto Serif CJK SC"/>
+              </w:rPr>
+            </w:pPr>
+            <w:r>
+              <w:rPr>
+                <w:rFonts w:ascii="Noto Serif CJK SC" w:eastAsia="Noto Serif CJK SC" w:hAnsi="Noto Serif CJK SC"/>
               </w:rPr>
               <w:t>Tel</w:t>
             </w:r>
             <w:r>
               <w:rPr>
-                <w:rFonts w:ascii="微软雅黑" w:hAnsi="微软雅黑" w:hint="eastAsia"/>
+                <w:rFonts w:ascii="Noto Serif CJK SC" w:eastAsia="Noto Serif CJK SC" w:hAnsi="Noto Serif CJK SC" w:hint="eastAsia"/>
               </w:rPr>
               <w:t>：</w:t>
             </w:r>
             <w:r>
               <w:rPr>
-                <w:rFonts w:ascii="微软雅黑" w:hAnsi="微软雅黑"/>
-              </w:rPr>
-              <w:t>{{</w:t>
-            </w:r>
-            <w:proofErr w:type="spellStart"/>
-            <w:proofErr w:type="gramStart"/>
-            <w:r>
-              <w:rPr>
-                <w:rFonts w:ascii="微软雅黑" w:hAnsi="微软雅黑"/>
-              </w:rPr>
-              <w:t>a.contact</w:t>
-            </w:r>
-            <w:proofErr w:type="spellEnd"/>
-            <w:proofErr w:type="gramEnd"/>
-            <w:r>
-              <w:rPr>
-                <w:rFonts w:ascii="微软雅黑" w:hAnsi="微软雅黑"/>
-              </w:rPr>
-              <w:t>}} {{</w:t>
-            </w:r>
-            <w:proofErr w:type="spellStart"/>
-            <w:proofErr w:type="gramStart"/>
-            <w:r>
-              <w:rPr>
-                <w:rFonts w:ascii="微软雅黑" w:hAnsi="微软雅黑"/>
-              </w:rPr>
-              <w:t>a.telephone</w:t>
-            </w:r>
-            <w:proofErr w:type="spellEnd"/>
-            <w:proofErr w:type="gramEnd"/>
-            <w:r>
-              <w:rPr>
-                <w:rFonts w:ascii="微软雅黑" w:hAnsi="微软雅黑"/>
-              </w:rPr>
-              <w:t>}}</w:t>
+                <w:rFonts w:ascii="Noto Serif CJK SC" w:eastAsia="Noto Serif CJK SC" w:hAnsi="Noto Serif CJK SC"/>
+              </w:rPr>
+              <w:t>{{a.contact}} {{a.telephone}}</w:t>
             </w:r>
           </w:p>
         </w:tc>
@@ -463,58 +406,26 @@
             <w:pPr>
               <w:pStyle w:val="af2"/>
               <w:rPr>
-                <w:rFonts w:ascii="微软雅黑" w:hAnsi="微软雅黑"/>
-              </w:rPr>
-            </w:pPr>
-            <w:r>
-              <w:rPr>
-                <w:rFonts w:ascii="微软雅黑" w:hAnsi="微软雅黑"/>
+                <w:rFonts w:ascii="Noto Serif CJK SC" w:eastAsia="Noto Serif CJK SC" w:hAnsi="Noto Serif CJK SC"/>
+              </w:rPr>
+            </w:pPr>
+            <w:r>
+              <w:rPr>
+                <w:rFonts w:ascii="Noto Serif CJK SC" w:eastAsia="Noto Serif CJK SC" w:hAnsi="Noto Serif CJK SC"/>
               </w:rPr>
               <w:t>Tel</w:t>
             </w:r>
             <w:r>
               <w:rPr>
-                <w:rFonts w:ascii="微软雅黑" w:hAnsi="微软雅黑" w:hint="eastAsia"/>
+                <w:rFonts w:ascii="Noto Serif CJK SC" w:eastAsia="Noto Serif CJK SC" w:hAnsi="Noto Serif CJK SC" w:hint="eastAsia"/>
               </w:rPr>
               <w:t>：</w:t>
             </w:r>
             <w:r>
               <w:rPr>
-                <w:rFonts w:ascii="微软雅黑" w:hAnsi="微软雅黑"/>
-              </w:rPr>
-              <w:t>{{</w:t>
-            </w:r>
-            <w:proofErr w:type="spellStart"/>
-            <w:proofErr w:type="gramStart"/>
-            <w:r>
-              <w:rPr>
-                <w:rFonts w:ascii="微软雅黑" w:hAnsi="微软雅黑"/>
-              </w:rPr>
-              <w:t>b.contact</w:t>
-            </w:r>
-            <w:proofErr w:type="spellEnd"/>
-            <w:proofErr w:type="gramEnd"/>
-            <w:r>
-              <w:rPr>
-                <w:rFonts w:ascii="微软雅黑" w:hAnsi="微软雅黑"/>
-              </w:rPr>
-              <w:t>}} {{</w:t>
-            </w:r>
-            <w:proofErr w:type="spellStart"/>
-            <w:proofErr w:type="gramStart"/>
-            <w:r>
-              <w:rPr>
-                <w:rFonts w:ascii="微软雅黑" w:hAnsi="微软雅黑"/>
-              </w:rPr>
-              <w:t>b.telephone</w:t>
-            </w:r>
-            <w:proofErr w:type="spellEnd"/>
-            <w:proofErr w:type="gramEnd"/>
-            <w:r>
-              <w:rPr>
-                <w:rFonts w:ascii="微软雅黑" w:hAnsi="微软雅黑"/>
-              </w:rPr>
-              <w:t>}}</w:t>
+                <w:rFonts w:ascii="Noto Serif CJK SC" w:eastAsia="Noto Serif CJK SC" w:hAnsi="Noto Serif CJK SC"/>
+              </w:rPr>
+              <w:t>{{b.contact}} {{b.telephone}}</w:t>
             </w:r>
           </w:p>
         </w:tc>
@@ -532,7 +443,7 @@
             <w:pPr>
               <w:pStyle w:val="af2"/>
               <w:rPr>
-                <w:rFonts w:ascii="微软雅黑" w:hAnsi="微软雅黑"/>
+                <w:rFonts w:ascii="Noto Serif CJK SC" w:eastAsia="Noto Serif CJK SC" w:hAnsi="Noto Serif CJK SC"/>
                 <w:b/>
                 <w:bCs/>
                 <w:sz w:val="21"/>
@@ -541,7 +452,7 @@
             </w:pPr>
             <w:r>
               <w:rPr>
-                <w:rFonts w:ascii="微软雅黑" w:hAnsi="微软雅黑"/>
+                <w:rFonts w:ascii="Noto Serif CJK SC" w:eastAsia="Noto Serif CJK SC" w:hAnsi="Noto Serif CJK SC"/>
                 <w:b/>
                 <w:bCs/>
                 <w:sz w:val="21"/>
@@ -561,7 +472,7 @@
           <w:numId w:val="0"/>
         </w:numPr>
         <w:rPr>
-          <w:rFonts w:ascii="微软雅黑" w:hAnsi="微软雅黑"/>
+          <w:rFonts w:ascii="Noto Serif CJK SC" w:eastAsia="Noto Serif CJK SC" w:hAnsi="Noto Serif CJK SC"/>
           <w:sz w:val="21"/>
           <w:szCs w:val="21"/>
         </w:rPr>
@@ -601,14 +512,14 @@
               <w:pStyle w:val="af2"/>
               <w:jc w:val="center"/>
               <w:rPr>
-                <w:rFonts w:ascii="微软雅黑" w:hAnsi="微软雅黑"/>
-                <w:b/>
-                <w:bCs/>
-              </w:rPr>
-            </w:pPr>
-            <w:r>
-              <w:rPr>
-                <w:rFonts w:ascii="微软雅黑" w:hAnsi="微软雅黑"/>
+                <w:rFonts w:ascii="Noto Serif CJK SC" w:eastAsia="Noto Serif CJK SC" w:hAnsi="Noto Serif CJK SC"/>
+                <w:b/>
+                <w:bCs/>
+              </w:rPr>
+            </w:pPr>
+            <w:r>
+              <w:rPr>
+                <w:rFonts w:ascii="Noto Serif CJK SC" w:eastAsia="Noto Serif CJK SC" w:hAnsi="Noto Serif CJK SC"/>
                 <w:b/>
                 <w:bCs/>
               </w:rPr>
@@ -626,14 +537,14 @@
               <w:pStyle w:val="af2"/>
               <w:jc w:val="center"/>
               <w:rPr>
-                <w:rFonts w:ascii="微软雅黑" w:hAnsi="微软雅黑"/>
-                <w:b/>
-                <w:bCs/>
-              </w:rPr>
-            </w:pPr>
-            <w:r>
-              <w:rPr>
-                <w:rFonts w:ascii="微软雅黑" w:hAnsi="微软雅黑"/>
+                <w:rFonts w:ascii="Noto Serif CJK SC" w:eastAsia="Noto Serif CJK SC" w:hAnsi="Noto Serif CJK SC"/>
+                <w:b/>
+                <w:bCs/>
+              </w:rPr>
+            </w:pPr>
+            <w:r>
+              <w:rPr>
+                <w:rFonts w:ascii="Noto Serif CJK SC" w:eastAsia="Noto Serif CJK SC" w:hAnsi="Noto Serif CJK SC"/>
                 <w:b/>
                 <w:bCs/>
               </w:rPr>
@@ -651,14 +562,14 @@
               <w:pStyle w:val="af2"/>
               <w:jc w:val="center"/>
               <w:rPr>
-                <w:rFonts w:ascii="微软雅黑" w:hAnsi="微软雅黑"/>
-                <w:b/>
-                <w:bCs/>
-              </w:rPr>
-            </w:pPr>
-            <w:r>
-              <w:rPr>
-                <w:rFonts w:ascii="微软雅黑" w:hAnsi="微软雅黑"/>
+                <w:rFonts w:ascii="Noto Serif CJK SC" w:eastAsia="Noto Serif CJK SC" w:hAnsi="Noto Serif CJK SC"/>
+                <w:b/>
+                <w:bCs/>
+              </w:rPr>
+            </w:pPr>
+            <w:r>
+              <w:rPr>
+                <w:rFonts w:ascii="Noto Serif CJK SC" w:eastAsia="Noto Serif CJK SC" w:hAnsi="Noto Serif CJK SC"/>
                 <w:b/>
                 <w:bCs/>
               </w:rPr>
@@ -676,29 +587,19 @@
               <w:pStyle w:val="af2"/>
               <w:jc w:val="center"/>
               <w:rPr>
-                <w:rFonts w:ascii="微软雅黑" w:hAnsi="微软雅黑"/>
-                <w:b/>
-                <w:bCs/>
-              </w:rPr>
-            </w:pPr>
-            <w:r>
-              <w:rPr>
-                <w:rFonts w:ascii="微软雅黑" w:hAnsi="微软雅黑"/>
-                <w:b/>
-                <w:bCs/>
-              </w:rPr>
-              <w:t>pc/</w:t>
-            </w:r>
-            <w:proofErr w:type="spellStart"/>
-            <w:r>
-              <w:rPr>
-                <w:rFonts w:ascii="微软雅黑" w:hAnsi="微软雅黑"/>
-                <w:b/>
-                <w:bCs/>
-              </w:rPr>
-              <w:t>ctn</w:t>
-            </w:r>
-            <w:proofErr w:type="spellEnd"/>
+                <w:rFonts w:ascii="Noto Serif CJK SC" w:eastAsia="Noto Serif CJK SC" w:hAnsi="Noto Serif CJK SC"/>
+                <w:b/>
+                <w:bCs/>
+              </w:rPr>
+            </w:pPr>
+            <w:r>
+              <w:rPr>
+                <w:rFonts w:ascii="Noto Serif CJK SC" w:eastAsia="Noto Serif CJK SC" w:hAnsi="Noto Serif CJK SC"/>
+                <w:b/>
+                <w:bCs/>
+              </w:rPr>
+              <w:t>pc/ctn</w:t>
+            </w:r>
           </w:p>
         </w:tc>
         <w:tc>
@@ -711,14 +612,14 @@
               <w:pStyle w:val="af2"/>
               <w:jc w:val="center"/>
               <w:rPr>
-                <w:rFonts w:ascii="微软雅黑" w:hAnsi="微软雅黑"/>
-                <w:b/>
-                <w:bCs/>
-              </w:rPr>
-            </w:pPr>
-            <w:r>
-              <w:rPr>
-                <w:rFonts w:ascii="微软雅黑" w:hAnsi="微软雅黑"/>
+                <w:rFonts w:ascii="Noto Serif CJK SC" w:eastAsia="Noto Serif CJK SC" w:hAnsi="Noto Serif CJK SC"/>
+                <w:b/>
+                <w:bCs/>
+              </w:rPr>
+            </w:pPr>
+            <w:r>
+              <w:rPr>
+                <w:rFonts w:ascii="Noto Serif CJK SC" w:eastAsia="Noto Serif CJK SC" w:hAnsi="Noto Serif CJK SC"/>
                 <w:b/>
                 <w:bCs/>
               </w:rPr>
@@ -736,14 +637,14 @@
               <w:pStyle w:val="af2"/>
               <w:jc w:val="center"/>
               <w:rPr>
-                <w:rFonts w:ascii="微软雅黑" w:hAnsi="微软雅黑"/>
-                <w:b/>
-                <w:bCs/>
-              </w:rPr>
-            </w:pPr>
-            <w:r>
-              <w:rPr>
-                <w:rFonts w:ascii="微软雅黑" w:hAnsi="微软雅黑"/>
+                <w:rFonts w:ascii="Noto Serif CJK SC" w:eastAsia="Noto Serif CJK SC" w:hAnsi="Noto Serif CJK SC"/>
+                <w:b/>
+                <w:bCs/>
+              </w:rPr>
+            </w:pPr>
+            <w:r>
+              <w:rPr>
+                <w:rFonts w:ascii="Noto Serif CJK SC" w:eastAsia="Noto Serif CJK SC" w:hAnsi="Noto Serif CJK SC"/>
                 <w:b/>
                 <w:bCs/>
               </w:rPr>
@@ -761,14 +662,14 @@
               <w:pStyle w:val="af2"/>
               <w:jc w:val="center"/>
               <w:rPr>
-                <w:rFonts w:ascii="微软雅黑" w:hAnsi="微软雅黑"/>
-                <w:b/>
-                <w:bCs/>
-              </w:rPr>
-            </w:pPr>
-            <w:r>
-              <w:rPr>
-                <w:rFonts w:ascii="微软雅黑" w:hAnsi="微软雅黑"/>
+                <w:rFonts w:ascii="Noto Serif CJK SC" w:eastAsia="Noto Serif CJK SC" w:hAnsi="Noto Serif CJK SC"/>
+                <w:b/>
+                <w:bCs/>
+              </w:rPr>
+            </w:pPr>
+            <w:r>
+              <w:rPr>
+                <w:rFonts w:ascii="Noto Serif CJK SC" w:eastAsia="Noto Serif CJK SC" w:hAnsi="Noto Serif CJK SC"/>
                 <w:b/>
                 <w:bCs/>
               </w:rPr>
@@ -786,14 +687,14 @@
               <w:pStyle w:val="af2"/>
               <w:jc w:val="center"/>
               <w:rPr>
-                <w:rFonts w:ascii="微软雅黑" w:hAnsi="微软雅黑"/>
-                <w:b/>
-                <w:bCs/>
-              </w:rPr>
-            </w:pPr>
-            <w:r>
-              <w:rPr>
-                <w:rFonts w:ascii="微软雅黑" w:hAnsi="微软雅黑"/>
+                <w:rFonts w:ascii="Noto Serif CJK SC" w:eastAsia="Noto Serif CJK SC" w:hAnsi="Noto Serif CJK SC"/>
+                <w:b/>
+                <w:bCs/>
+              </w:rPr>
+            </w:pPr>
+            <w:r>
+              <w:rPr>
+                <w:rFonts w:ascii="Noto Serif CJK SC" w:eastAsia="Noto Serif CJK SC" w:hAnsi="Noto Serif CJK SC"/>
                 <w:b/>
                 <w:bCs/>
               </w:rPr>
@@ -801,7 +702,7 @@
             </w:r>
             <w:r>
               <w:rPr>
-                <w:rFonts w:ascii="微软雅黑" w:hAnsi="微软雅黑" w:hint="eastAsia"/>
+                <w:rFonts w:ascii="Noto Serif CJK SC" w:eastAsia="Noto Serif CJK SC" w:hAnsi="Noto Serif CJK SC" w:hint="eastAsia"/>
                 <w:b/>
                 <w:bCs/>
               </w:rPr>
@@ -809,7 +710,7 @@
             </w:r>
             <w:r>
               <w:rPr>
-                <w:rFonts w:ascii="微软雅黑" w:hAnsi="微软雅黑"/>
+                <w:rFonts w:ascii="Noto Serif CJK SC" w:eastAsia="Noto Serif CJK SC" w:hAnsi="Noto Serif CJK SC"/>
                 <w:b/>
                 <w:bCs/>
               </w:rPr>
@@ -827,14 +728,14 @@
               <w:pStyle w:val="af2"/>
               <w:jc w:val="center"/>
               <w:rPr>
-                <w:rFonts w:ascii="微软雅黑" w:hAnsi="微软雅黑"/>
-                <w:b/>
-                <w:bCs/>
-              </w:rPr>
-            </w:pPr>
-            <w:r>
-              <w:rPr>
-                <w:rFonts w:ascii="微软雅黑" w:hAnsi="微软雅黑"/>
+                <w:rFonts w:ascii="Noto Serif CJK SC" w:eastAsia="Noto Serif CJK SC" w:hAnsi="Noto Serif CJK SC"/>
+                <w:b/>
+                <w:bCs/>
+              </w:rPr>
+            </w:pPr>
+            <w:r>
+              <w:rPr>
+                <w:rFonts w:ascii="Noto Serif CJK SC" w:eastAsia="Noto Serif CJK SC" w:hAnsi="Noto Serif CJK SC"/>
                 <w:b/>
                 <w:bCs/>
               </w:rPr>
@@ -857,24 +758,24 @@
               <w:pStyle w:val="af2"/>
               <w:jc w:val="center"/>
               <w:rPr>
-                <w:rFonts w:ascii="微软雅黑" w:hAnsi="微软雅黑"/>
-              </w:rPr>
-            </w:pPr>
-            <w:r>
-              <w:rPr>
-                <w:rFonts w:ascii="微软雅黑" w:hAnsi="微软雅黑"/>
+                <w:rFonts w:ascii="Noto Serif CJK SC" w:eastAsia="Noto Serif CJK SC" w:hAnsi="Noto Serif CJK SC"/>
+              </w:rPr>
+            </w:pPr>
+            <w:r>
+              <w:rPr>
+                <w:rFonts w:ascii="Noto Serif CJK SC" w:eastAsia="Noto Serif CJK SC" w:hAnsi="Noto Serif CJK SC"/>
               </w:rPr>
               <w:t>[</w:t>
             </w:r>
             <w:r>
               <w:rPr>
-                <w:rFonts w:ascii="微软雅黑" w:hAnsi="微软雅黑" w:hint="eastAsia"/>
+                <w:rFonts w:ascii="Noto Serif CJK SC" w:eastAsia="Noto Serif CJK SC" w:hAnsi="Noto Serif CJK SC" w:hint="eastAsia"/>
               </w:rPr>
               <w:t>index</w:t>
             </w:r>
             <w:r>
               <w:rPr>
-                <w:rFonts w:ascii="微软雅黑" w:hAnsi="微软雅黑"/>
+                <w:rFonts w:ascii="Noto Serif CJK SC" w:eastAsia="Noto Serif CJK SC" w:hAnsi="Noto Serif CJK SC"/>
               </w:rPr>
               <w:t>]</w:t>
             </w:r>
@@ -890,28 +791,14 @@
               <w:pStyle w:val="af2"/>
               <w:jc w:val="center"/>
               <w:rPr>
-                <w:rFonts w:ascii="微软雅黑" w:hAnsi="微软雅黑"/>
-              </w:rPr>
-            </w:pPr>
-            <w:r>
-              <w:rPr>
-                <w:rFonts w:ascii="微软雅黑" w:hAnsi="微软雅黑"/>
-              </w:rPr>
-              <w:t>[</w:t>
-            </w:r>
-            <w:proofErr w:type="spellStart"/>
-            <w:r>
-              <w:rPr>
-                <w:rFonts w:ascii="微软雅黑" w:hAnsi="微软雅黑"/>
-              </w:rPr>
-              <w:t>barCode</w:t>
-            </w:r>
-            <w:proofErr w:type="spellEnd"/>
-            <w:r>
-              <w:rPr>
-                <w:rFonts w:ascii="微软雅黑" w:hAnsi="微软雅黑"/>
-              </w:rPr>
-              <w:t>]</w:t>
+                <w:rFonts w:ascii="Noto Serif CJK SC" w:eastAsia="Noto Serif CJK SC" w:hAnsi="Noto Serif CJK SC"/>
+              </w:rPr>
+            </w:pPr>
+            <w:r>
+              <w:rPr>
+                <w:rFonts w:ascii="Noto Serif CJK SC" w:eastAsia="Noto Serif CJK SC" w:hAnsi="Noto Serif CJK SC"/>
+              </w:rPr>
+              <w:t>[barCode]</w:t>
             </w:r>
           </w:p>
         </w:tc>
@@ -925,40 +812,26 @@
               <w:pStyle w:val="af2"/>
               <w:jc w:val="center"/>
               <w:rPr>
-                <w:rFonts w:ascii="微软雅黑" w:hAnsi="微软雅黑"/>
-              </w:rPr>
-            </w:pPr>
-            <w:r>
-              <w:rPr>
-                <w:rFonts w:ascii="微软雅黑" w:hAnsi="微软雅黑"/>
-              </w:rPr>
-              <w:t>[</w:t>
-            </w:r>
-            <w:proofErr w:type="spellStart"/>
-            <w:r>
-              <w:rPr>
-                <w:rFonts w:ascii="微软雅黑" w:hAnsi="微软雅黑"/>
-              </w:rPr>
-              <w:t>declaredTyp</w:t>
-            </w:r>
-            <w:r>
-              <w:rPr>
-                <w:rFonts w:ascii="微软雅黑" w:hAnsi="微软雅黑" w:hint="eastAsia"/>
+                <w:rFonts w:ascii="Noto Serif CJK SC" w:eastAsia="Noto Serif CJK SC" w:hAnsi="Noto Serif CJK SC"/>
+              </w:rPr>
+            </w:pPr>
+            <w:r>
+              <w:rPr>
+                <w:rFonts w:ascii="Noto Serif CJK SC" w:eastAsia="Noto Serif CJK SC" w:hAnsi="Noto Serif CJK SC"/>
+              </w:rPr>
+              <w:t>[declaredTyp</w:t>
+            </w:r>
+            <w:r>
+              <w:rPr>
+                <w:rFonts w:ascii="Noto Serif CJK SC" w:eastAsia="Noto Serif CJK SC" w:hAnsi="Noto Serif CJK SC" w:hint="eastAsia"/>
               </w:rPr>
               <w:t>e</w:t>
             </w:r>
             <w:r>
               <w:rPr>
-                <w:rFonts w:ascii="微软雅黑" w:hAnsi="微软雅黑"/>
-              </w:rPr>
-              <w:t>En</w:t>
-            </w:r>
-            <w:proofErr w:type="spellEnd"/>
-            <w:r>
-              <w:rPr>
-                <w:rFonts w:ascii="微软雅黑" w:hAnsi="微软雅黑"/>
-              </w:rPr>
-              <w:t>]</w:t>
+                <w:rFonts w:ascii="Noto Serif CJK SC" w:eastAsia="Noto Serif CJK SC" w:hAnsi="Noto Serif CJK SC"/>
+              </w:rPr>
+              <w:t>En]</w:t>
             </w:r>
           </w:p>
         </w:tc>
@@ -972,12 +845,12 @@
               <w:pStyle w:val="af2"/>
               <w:jc w:val="center"/>
               <w:rPr>
-                <w:rFonts w:ascii="微软雅黑" w:hAnsi="微软雅黑"/>
-              </w:rPr>
-            </w:pPr>
-            <w:r>
-              <w:rPr>
-                <w:rFonts w:ascii="微软雅黑" w:hAnsi="微软雅黑"/>
+                <w:rFonts w:ascii="Noto Serif CJK SC" w:eastAsia="Noto Serif CJK SC" w:hAnsi="Noto Serif CJK SC"/>
+              </w:rPr>
+            </w:pPr>
+            <w:r>
+              <w:rPr>
+                <w:rFonts w:ascii="Noto Serif CJK SC" w:eastAsia="Noto Serif CJK SC" w:hAnsi="Noto Serif CJK SC"/>
               </w:rPr>
               <w:t>Set</w:t>
             </w:r>
@@ -993,24 +866,24 @@
               <w:pStyle w:val="af2"/>
               <w:jc w:val="center"/>
               <w:rPr>
-                <w:rFonts w:ascii="微软雅黑" w:hAnsi="微软雅黑"/>
-              </w:rPr>
-            </w:pPr>
-            <w:r>
-              <w:rPr>
-                <w:rFonts w:ascii="微软雅黑" w:hAnsi="微软雅黑"/>
+                <w:rFonts w:ascii="Noto Serif CJK SC" w:eastAsia="Noto Serif CJK SC" w:hAnsi="Noto Serif CJK SC"/>
+              </w:rPr>
+            </w:pPr>
+            <w:r>
+              <w:rPr>
+                <w:rFonts w:ascii="Noto Serif CJK SC" w:eastAsia="Noto Serif CJK SC" w:hAnsi="Noto Serif CJK SC"/>
               </w:rPr>
               <w:t>[</w:t>
             </w:r>
             <w:r>
               <w:rPr>
-                <w:rFonts w:ascii="微软雅黑" w:hAnsi="微软雅黑" w:hint="eastAsia"/>
+                <w:rFonts w:ascii="Noto Serif CJK SC" w:eastAsia="Noto Serif CJK SC" w:hAnsi="Noto Serif CJK SC" w:hint="eastAsia"/>
               </w:rPr>
               <w:t>q</w:t>
             </w:r>
             <w:r>
               <w:rPr>
-                <w:rFonts w:ascii="微软雅黑" w:hAnsi="微软雅黑"/>
+                <w:rFonts w:ascii="Noto Serif CJK SC" w:eastAsia="Noto Serif CJK SC" w:hAnsi="Noto Serif CJK SC"/>
               </w:rPr>
               <w:t>ty]</w:t>
             </w:r>
@@ -1026,28 +899,14 @@
               <w:pStyle w:val="af2"/>
               <w:jc w:val="center"/>
               <w:rPr>
-                <w:rFonts w:ascii="微软雅黑" w:hAnsi="微软雅黑"/>
-              </w:rPr>
-            </w:pPr>
-            <w:r>
-              <w:rPr>
-                <w:rFonts w:ascii="微软雅黑" w:hAnsi="微软雅黑"/>
-              </w:rPr>
-              <w:t>[</w:t>
-            </w:r>
-            <w:proofErr w:type="spellStart"/>
-            <w:r>
-              <w:rPr>
-                <w:rFonts w:ascii="微软雅黑" w:hAnsi="微软雅黑"/>
-              </w:rPr>
-              <w:t>actTaxPrice</w:t>
-            </w:r>
-            <w:proofErr w:type="spellEnd"/>
-            <w:r>
-              <w:rPr>
-                <w:rFonts w:ascii="微软雅黑" w:hAnsi="微软雅黑"/>
-              </w:rPr>
-              <w:t>]</w:t>
+                <w:rFonts w:ascii="Noto Serif CJK SC" w:eastAsia="Noto Serif CJK SC" w:hAnsi="Noto Serif CJK SC"/>
+              </w:rPr>
+            </w:pPr>
+            <w:r>
+              <w:rPr>
+                <w:rFonts w:ascii="Noto Serif CJK SC" w:eastAsia="Noto Serif CJK SC" w:hAnsi="Noto Serif CJK SC"/>
+              </w:rPr>
+              <w:t>[actTaxPrice]</w:t>
             </w:r>
           </w:p>
         </w:tc>
@@ -1061,28 +920,14 @@
               <w:pStyle w:val="af2"/>
               <w:jc w:val="center"/>
               <w:rPr>
-                <w:rFonts w:ascii="微软雅黑" w:hAnsi="微软雅黑"/>
-              </w:rPr>
-            </w:pPr>
-            <w:r>
-              <w:rPr>
-                <w:rFonts w:ascii="微软雅黑" w:hAnsi="微软雅黑"/>
-              </w:rPr>
-              <w:t>[</w:t>
-            </w:r>
-            <w:proofErr w:type="spellStart"/>
-            <w:r>
-              <w:rPr>
-                <w:rFonts w:ascii="微软雅黑" w:hAnsi="微软雅黑"/>
-              </w:rPr>
-              <w:t>totalProductPrice</w:t>
-            </w:r>
-            <w:proofErr w:type="spellEnd"/>
-            <w:r>
-              <w:rPr>
-                <w:rFonts w:ascii="微软雅黑" w:hAnsi="微软雅黑"/>
-              </w:rPr>
-              <w:t>]</w:t>
+                <w:rFonts w:ascii="Noto Serif CJK SC" w:eastAsia="Noto Serif CJK SC" w:hAnsi="Noto Serif CJK SC"/>
+              </w:rPr>
+            </w:pPr>
+            <w:r>
+              <w:rPr>
+                <w:rFonts w:ascii="Noto Serif CJK SC" w:eastAsia="Noto Serif CJK SC" w:hAnsi="Noto Serif CJK SC"/>
+              </w:rPr>
+              <w:t>[totalProductPrice]</w:t>
             </w:r>
           </w:p>
         </w:tc>
@@ -1096,28 +941,14 @@
               <w:pStyle w:val="af2"/>
               <w:jc w:val="center"/>
               <w:rPr>
-                <w:rFonts w:ascii="微软雅黑" w:hAnsi="微软雅黑"/>
-              </w:rPr>
-            </w:pPr>
-            <w:r>
-              <w:rPr>
-                <w:rFonts w:ascii="微软雅黑" w:hAnsi="微软雅黑"/>
-              </w:rPr>
-              <w:t>[</w:t>
-            </w:r>
-            <w:proofErr w:type="spellStart"/>
-            <w:r>
-              <w:rPr>
-                <w:rFonts w:ascii="微软雅黑" w:hAnsi="微软雅黑"/>
-              </w:rPr>
-              <w:t>deliveryTimeFormat</w:t>
-            </w:r>
-            <w:proofErr w:type="spellEnd"/>
-            <w:r>
-              <w:rPr>
-                <w:rFonts w:ascii="微软雅黑" w:hAnsi="微软雅黑"/>
-              </w:rPr>
-              <w:t>]</w:t>
+                <w:rFonts w:ascii="Noto Serif CJK SC" w:eastAsia="Noto Serif CJK SC" w:hAnsi="Noto Serif CJK SC"/>
+              </w:rPr>
+            </w:pPr>
+            <w:r>
+              <w:rPr>
+                <w:rFonts w:ascii="Noto Serif CJK SC" w:eastAsia="Noto Serif CJK SC" w:hAnsi="Noto Serif CJK SC"/>
+              </w:rPr>
+              <w:t>[deliveryTimeFormat]</w:t>
             </w:r>
           </w:p>
         </w:tc>
@@ -1131,12 +962,12 @@
               <w:pStyle w:val="af2"/>
               <w:jc w:val="center"/>
               <w:rPr>
-                <w:rFonts w:ascii="微软雅黑" w:hAnsi="微软雅黑"/>
-              </w:rPr>
-            </w:pPr>
-            <w:r>
-              <w:rPr>
-                <w:rFonts w:ascii="微软雅黑" w:hAnsi="微软雅黑"/>
+                <w:rFonts w:ascii="Noto Serif CJK SC" w:eastAsia="Noto Serif CJK SC" w:hAnsi="Noto Serif CJK SC"/>
+              </w:rPr>
+            </w:pPr>
+            <w:r>
+              <w:rPr>
+                <w:rFonts w:ascii="Noto Serif CJK SC" w:eastAsia="Noto Serif CJK SC" w:hAnsi="Noto Serif CJK SC"/>
               </w:rPr>
               <w:t>[remark]</w:t>
             </w:r>
@@ -1155,14 +986,14 @@
               <w:pStyle w:val="af2"/>
               <w:ind w:firstLine="400"/>
               <w:rPr>
-                <w:rFonts w:ascii="微软雅黑" w:hAnsi="微软雅黑"/>
-                <w:b/>
-                <w:bCs/>
-              </w:rPr>
-            </w:pPr>
-            <w:r>
-              <w:rPr>
-                <w:rFonts w:ascii="微软雅黑" w:hAnsi="微软雅黑"/>
+                <w:rFonts w:ascii="Noto Serif CJK SC" w:eastAsia="Noto Serif CJK SC" w:hAnsi="Noto Serif CJK SC"/>
+                <w:b/>
+                <w:bCs/>
+              </w:rPr>
+            </w:pPr>
+            <w:r>
+              <w:rPr>
+                <w:rFonts w:ascii="Noto Serif CJK SC" w:eastAsia="Noto Serif CJK SC" w:hAnsi="Noto Serif CJK SC"/>
                 <w:b/>
                 <w:bCs/>
                 <w:sz w:val="20"/>
@@ -1182,6 +1013,9 @@
               <w:pStyle w:val="af2"/>
               <w:ind w:firstLine="360"/>
               <w:jc w:val="center"/>
+              <w:rPr>
+                <w:rFonts w:ascii="Noto Serif CJK SC" w:eastAsia="Noto Serif CJK SC" w:hAnsi="Noto Serif CJK SC"/>
+              </w:rPr>
             </w:pPr>
           </w:p>
         </w:tc>
@@ -1195,28 +1029,14 @@
               <w:pStyle w:val="af2"/>
               <w:jc w:val="center"/>
               <w:rPr>
-                <w:rFonts w:ascii="微软雅黑" w:hAnsi="微软雅黑"/>
-              </w:rPr>
-            </w:pPr>
-            <w:r>
-              <w:rPr>
-                <w:rFonts w:ascii="微软雅黑" w:hAnsi="微软雅黑"/>
-              </w:rPr>
-              <w:t>{{</w:t>
-            </w:r>
-            <w:proofErr w:type="spellStart"/>
-            <w:r>
-              <w:rPr>
-                <w:rFonts w:ascii="微软雅黑" w:hAnsi="微软雅黑"/>
-              </w:rPr>
-              <w:t>totalCount</w:t>
-            </w:r>
-            <w:proofErr w:type="spellEnd"/>
-            <w:r>
-              <w:rPr>
-                <w:rFonts w:ascii="微软雅黑" w:hAnsi="微软雅黑"/>
-              </w:rPr>
-              <w:t>}}</w:t>
+                <w:rFonts w:ascii="Noto Serif CJK SC" w:eastAsia="Noto Serif CJK SC" w:hAnsi="Noto Serif CJK SC"/>
+              </w:rPr>
+            </w:pPr>
+            <w:r>
+              <w:rPr>
+                <w:rFonts w:ascii="Noto Serif CJK SC" w:eastAsia="Noto Serif CJK SC" w:hAnsi="Noto Serif CJK SC"/>
+              </w:rPr>
+              <w:t>{{totalCount}}</w:t>
             </w:r>
           </w:p>
         </w:tc>
@@ -1231,7 +1051,7 @@
               <w:ind w:firstLine="360"/>
               <w:jc w:val="center"/>
               <w:rPr>
-                <w:rFonts w:ascii="微软雅黑" w:hAnsi="微软雅黑"/>
+                <w:rFonts w:ascii="Noto Serif CJK SC" w:eastAsia="Noto Serif CJK SC" w:hAnsi="Noto Serif CJK SC"/>
               </w:rPr>
             </w:pPr>
           </w:p>
@@ -1246,28 +1066,14 @@
               <w:pStyle w:val="af2"/>
               <w:jc w:val="center"/>
               <w:rPr>
-                <w:rFonts w:ascii="微软雅黑" w:hAnsi="微软雅黑"/>
-              </w:rPr>
-            </w:pPr>
-            <w:r>
-              <w:rPr>
-                <w:rFonts w:ascii="微软雅黑" w:hAnsi="微软雅黑"/>
-              </w:rPr>
-              <w:t>{{</w:t>
-            </w:r>
-            <w:proofErr w:type="spellStart"/>
-            <w:r>
-              <w:rPr>
-                <w:rFonts w:ascii="微软雅黑" w:hAnsi="微软雅黑"/>
-              </w:rPr>
-              <w:t>totalPrice</w:t>
-            </w:r>
-            <w:proofErr w:type="spellEnd"/>
-            <w:r>
-              <w:rPr>
-                <w:rFonts w:ascii="微软雅黑" w:hAnsi="微软雅黑"/>
-              </w:rPr>
-              <w:t>}}</w:t>
+                <w:rFonts w:ascii="Noto Serif CJK SC" w:eastAsia="Noto Serif CJK SC" w:hAnsi="Noto Serif CJK SC"/>
+              </w:rPr>
+            </w:pPr>
+            <w:r>
+              <w:rPr>
+                <w:rFonts w:ascii="Noto Serif CJK SC" w:eastAsia="Noto Serif CJK SC" w:hAnsi="Noto Serif CJK SC"/>
+              </w:rPr>
+              <w:t>{{totalPrice}}</w:t>
             </w:r>
           </w:p>
         </w:tc>
@@ -1282,7 +1088,7 @@
               <w:ind w:firstLine="360"/>
               <w:jc w:val="center"/>
               <w:rPr>
-                <w:rFonts w:ascii="微软雅黑" w:hAnsi="微软雅黑"/>
+                <w:rFonts w:ascii="Noto Serif CJK SC" w:eastAsia="Noto Serif CJK SC" w:hAnsi="Noto Serif CJK SC"/>
               </w:rPr>
             </w:pPr>
           </w:p>
@@ -1298,7 +1104,7 @@
               <w:ind w:firstLine="360"/>
               <w:jc w:val="center"/>
               <w:rPr>
-                <w:rFonts w:ascii="微软雅黑" w:hAnsi="微软雅黑"/>
+                <w:rFonts w:ascii="Noto Serif CJK SC" w:eastAsia="Noto Serif CJK SC" w:hAnsi="Noto Serif CJK SC"/>
               </w:rPr>
             </w:pPr>
           </w:p>
@@ -1309,14 +1115,14 @@
       <w:pPr>
         <w:pStyle w:val="2"/>
         <w:rPr>
-          <w:rFonts w:ascii="微软雅黑" w:hAnsi="微软雅黑"/>
+          <w:rFonts w:ascii="Noto Serif CJK SC" w:eastAsia="Noto Serif CJK SC" w:hAnsi="Noto Serif CJK SC"/>
           <w:sz w:val="21"/>
           <w:szCs w:val="21"/>
         </w:rPr>
       </w:pPr>
       <w:r>
         <w:rPr>
-          <w:rFonts w:ascii="微软雅黑" w:hAnsi="微软雅黑"/>
+          <w:rFonts w:ascii="Noto Serif CJK SC" w:eastAsia="Noto Serif CJK SC" w:hAnsi="Noto Serif CJK SC"/>
           <w:sz w:val="21"/>
           <w:szCs w:val="21"/>
         </w:rPr>
@@ -1324,17 +1130,41 @@
       </w:r>
     </w:p>
     <w:p>
+      <w:pPr>
+        <w:rPr>
+          <w:rFonts w:ascii="Noto Serif CJK SC" w:eastAsia="Noto Serif CJK SC" w:hAnsi="Noto Serif CJK SC"/>
+        </w:rPr>
+      </w:pPr>
       <w:r>
+        <w:rPr>
+          <w:rFonts w:ascii="Noto Serif CJK SC" w:eastAsia="Noto Serif CJK SC" w:hAnsi="Noto Serif CJK SC"/>
+        </w:rPr>
         <w:t>The contract price will be calculated based on the actual shipping quantity</w:t>
       </w:r>
     </w:p>
     <w:p>
+      <w:pPr>
+        <w:rPr>
+          <w:rFonts w:ascii="Noto Serif CJK SC" w:eastAsia="Noto Serif CJK SC" w:hAnsi="Noto Serif CJK SC"/>
+        </w:rPr>
+      </w:pPr>
       <w:r>
+        <w:rPr>
+          <w:rFonts w:ascii="Noto Serif CJK SC" w:eastAsia="Noto Serif CJK SC" w:hAnsi="Noto Serif CJK SC"/>
+        </w:rPr>
         <w:t>The packing list should indicate the weight of a balk and quantity of bales.</w:t>
       </w:r>
     </w:p>
     <w:p>
+      <w:pPr>
+        <w:rPr>
+          <w:rFonts w:ascii="Noto Serif CJK SC" w:eastAsia="Noto Serif CJK SC" w:hAnsi="Noto Serif CJK SC"/>
+        </w:rPr>
+      </w:pPr>
       <w:r>
+        <w:rPr>
+          <w:rFonts w:ascii="Noto Serif CJK SC" w:eastAsia="Noto Serif CJK SC" w:hAnsi="Noto Serif CJK SC"/>
+        </w:rPr>
         <w:t>As seller's packing list indicated.</w:t>
       </w:r>
     </w:p>
@@ -1342,14 +1172,14 @@
       <w:pPr>
         <w:pStyle w:val="2"/>
         <w:rPr>
-          <w:rFonts w:ascii="微软雅黑" w:hAnsi="微软雅黑"/>
+          <w:rFonts w:ascii="Noto Serif CJK SC" w:eastAsia="Noto Serif CJK SC" w:hAnsi="Noto Serif CJK SC"/>
           <w:sz w:val="21"/>
           <w:szCs w:val="21"/>
         </w:rPr>
       </w:pPr>
       <w:r>
         <w:rPr>
-          <w:rFonts w:ascii="微软雅黑" w:hAnsi="微软雅黑"/>
+          <w:rFonts w:ascii="Noto Serif CJK SC" w:eastAsia="Noto Serif CJK SC" w:hAnsi="Noto Serif CJK SC"/>
           <w:sz w:val="21"/>
           <w:szCs w:val="21"/>
         </w:rPr>
@@ -1362,8 +1192,14 @@
           <w:ilvl w:val="0"/>
           <w:numId w:val="3"/>
         </w:numPr>
+        <w:rPr>
+          <w:rFonts w:ascii="Noto Serif CJK SC" w:eastAsia="Noto Serif CJK SC" w:hAnsi="Noto Serif CJK SC"/>
+        </w:rPr>
       </w:pPr>
       <w:r>
+        <w:rPr>
+          <w:rFonts w:ascii="Noto Serif CJK SC" w:eastAsia="Noto Serif CJK SC" w:hAnsi="Noto Serif CJK SC"/>
+        </w:rPr>
         <w:t>The seller is responsible to load products into the container.</w:t>
       </w:r>
     </w:p>
@@ -1373,19 +1209,15 @@
           <w:ilvl w:val="0"/>
           <w:numId w:val="3"/>
         </w:numPr>
+        <w:rPr>
+          <w:rFonts w:ascii="Noto Serif CJK SC" w:eastAsia="Noto Serif CJK SC" w:hAnsi="Noto Serif CJK SC"/>
+        </w:rPr>
       </w:pPr>
       <w:r>
-        <w:t xml:space="preserve">Loading </w:t>
-      </w:r>
-      <w:proofErr w:type="spellStart"/>
-      <w:proofErr w:type="gramStart"/>
-      <w:r>
-        <w:t>date:will</w:t>
-      </w:r>
-      <w:proofErr w:type="spellEnd"/>
-      <w:proofErr w:type="gramEnd"/>
-      <w:r>
-        <w:t xml:space="preserve"> be confirmed by the buyer half a month before shipment.</w:t>
+        <w:rPr>
+          <w:rFonts w:ascii="Noto Serif CJK SC" w:eastAsia="Noto Serif CJK SC" w:hAnsi="Noto Serif CJK SC"/>
+        </w:rPr>
+        <w:t>Loading date:will be confirmed by the buyer half a month before shipment.</w:t>
       </w:r>
     </w:p>
     <w:p>
@@ -1394,17 +1226,15 @@
           <w:ilvl w:val="0"/>
           <w:numId w:val="3"/>
         </w:numPr>
+        <w:rPr>
+          <w:rFonts w:ascii="Noto Serif CJK SC" w:eastAsia="Noto Serif CJK SC" w:hAnsi="Noto Serif CJK SC"/>
+        </w:rPr>
       </w:pPr>
       <w:r>
-        <w:t>Port of shipment: {{</w:t>
-      </w:r>
-      <w:proofErr w:type="spellStart"/>
-      <w:r>
-        <w:t>portOfLoading</w:t>
-      </w:r>
-      <w:proofErr w:type="spellEnd"/>
-      <w:r>
-        <w:t>}}</w:t>
+        <w:rPr>
+          <w:rFonts w:ascii="Noto Serif CJK SC" w:eastAsia="Noto Serif CJK SC" w:hAnsi="Noto Serif CJK SC"/>
+        </w:rPr>
+        <w:t>Port of shipment: {{portOfLoading}}</w:t>
       </w:r>
     </w:p>
     <w:p>
@@ -1413,31 +1243,29 @@
           <w:ilvl w:val="0"/>
           <w:numId w:val="3"/>
         </w:numPr>
+        <w:rPr>
+          <w:rFonts w:ascii="Noto Serif CJK SC" w:eastAsia="Noto Serif CJK SC" w:hAnsi="Noto Serif CJK SC"/>
+        </w:rPr>
       </w:pPr>
       <w:r>
-        <w:t>Port of destination: {{</w:t>
+        <w:rPr>
+          <w:rFonts w:ascii="Noto Serif CJK SC" w:eastAsia="Noto Serif CJK SC" w:hAnsi="Noto Serif CJK SC"/>
+        </w:rPr>
+        <w:t>Port of destination: {{portOfDischarge}}</w:t>
       </w:r>
-      <w:proofErr w:type="spellStart"/>
-      <w:r>
-        <w:t>portOfDischarge</w:t>
-      </w:r>
-      <w:proofErr w:type="spellEnd"/>
-      <w:r>
-        <w:t>}}</w:t>
-      </w:r>
     </w:p>
     <w:p>
       <w:pPr>
         <w:pStyle w:val="2"/>
         <w:rPr>
-          <w:rFonts w:ascii="微软雅黑" w:hAnsi="微软雅黑"/>
+          <w:rFonts w:ascii="Noto Serif CJK SC" w:eastAsia="Noto Serif CJK SC" w:hAnsi="Noto Serif CJK SC"/>
           <w:sz w:val="21"/>
           <w:szCs w:val="21"/>
         </w:rPr>
       </w:pPr>
       <w:r>
         <w:rPr>
-          <w:rFonts w:ascii="微软雅黑" w:hAnsi="微软雅黑"/>
+          <w:rFonts w:ascii="Noto Serif CJK SC" w:eastAsia="Noto Serif CJK SC" w:hAnsi="Noto Serif CJK SC"/>
           <w:sz w:val="21"/>
           <w:szCs w:val="21"/>
         </w:rPr>
@@ -1451,8 +1279,14 @@
           <w:numId w:val="0"/>
         </w:numPr>
         <w:ind w:left="440"/>
+        <w:rPr>
+          <w:rFonts w:ascii="Noto Serif CJK SC" w:eastAsia="Noto Serif CJK SC" w:hAnsi="Noto Serif CJK SC"/>
+        </w:rPr>
       </w:pPr>
       <w:r>
+        <w:rPr>
+          <w:rFonts w:ascii="Noto Serif CJK SC" w:eastAsia="Noto Serif CJK SC" w:hAnsi="Noto Serif CJK SC"/>
+        </w:rPr>
         <w:t>As per the descriptions, pictures, and samples confirmed by both parties.</w:t>
       </w:r>
     </w:p>
@@ -1460,17 +1294,18 @@
       <w:pPr>
         <w:pStyle w:val="2"/>
         <w:rPr>
-          <w:rFonts w:ascii="微软雅黑" w:hAnsi="微软雅黑"/>
+          <w:rFonts w:ascii="Noto Serif CJK SC" w:eastAsia="Noto Serif CJK SC" w:hAnsi="Noto Serif CJK SC"/>
           <w:sz w:val="21"/>
           <w:szCs w:val="21"/>
         </w:rPr>
       </w:pPr>
       <w:r>
         <w:rPr>
-          <w:rFonts w:ascii="微软雅黑" w:hAnsi="微软雅黑"/>
+          <w:rFonts w:ascii="Noto Serif CJK SC" w:eastAsia="Noto Serif CJK SC" w:hAnsi="Noto Serif CJK SC"/>
           <w:sz w:val="21"/>
           <w:szCs w:val="21"/>
         </w:rPr>
+        <w:lastRenderedPageBreak/>
         <w:t>Terms of Payment</w:t>
       </w:r>
     </w:p>
@@ -1480,47 +1315,48 @@
           <w:ilvl w:val="0"/>
           <w:numId w:val="4"/>
         </w:numPr>
+        <w:rPr>
+          <w:rFonts w:ascii="Noto Serif CJK SC" w:eastAsia="Noto Serif CJK SC" w:hAnsi="Noto Serif CJK SC"/>
+        </w:rPr>
       </w:pPr>
       <w:r>
-        <w:t>{{</w:t>
+        <w:rPr>
+          <w:rFonts w:ascii="Noto Serif CJK SC" w:eastAsia="Noto Serif CJK SC" w:hAnsi="Noto Serif CJK SC"/>
+        </w:rPr>
+        <w:t>{{paymentTerms}}</w:t>
       </w:r>
-      <w:proofErr w:type="spellStart"/>
+    </w:p>
+    <w:p>
+      <w:pPr>
+        <w:rPr>
+          <w:rFonts w:ascii="Noto Serif CJK SC" w:eastAsia="Noto Serif CJK SC" w:hAnsi="Noto Serif CJK SC"/>
+        </w:rPr>
+      </w:pPr>
       <w:r>
-        <w:t>paymentTerms</w:t>
-      </w:r>
-      <w:proofErr w:type="spellEnd"/>
-      <w:r>
-        <w:t>}}</w:t>
-      </w:r>
-    </w:p>
-    <w:p>
-      <w:r>
+        <w:rPr>
+          <w:rFonts w:ascii="Noto Serif CJK SC" w:eastAsia="Noto Serif CJK SC" w:hAnsi="Noto Serif CJK SC"/>
+        </w:rPr>
         <w:t>Shipping Terms: FOB</w:t>
       </w:r>
       <w:r>
-        <w:t xml:space="preserve"> {{</w:t>
+        <w:rPr>
+          <w:rFonts w:ascii="Noto Serif CJK SC" w:eastAsia="Noto Serif CJK SC" w:hAnsi="Noto Serif CJK SC"/>
+        </w:rPr>
+        <w:t xml:space="preserve"> {{portOfDischarge}}</w:t>
       </w:r>
-      <w:proofErr w:type="spellStart"/>
-      <w:r>
-        <w:t>portOfDischarge</w:t>
-      </w:r>
-      <w:proofErr w:type="spellEnd"/>
-      <w:r>
-        <w:t>}}</w:t>
-      </w:r>
     </w:p>
     <w:p>
       <w:pPr>
         <w:pStyle w:val="2"/>
         <w:rPr>
-          <w:rFonts w:ascii="微软雅黑" w:hAnsi="微软雅黑"/>
+          <w:rFonts w:ascii="Noto Serif CJK SC" w:eastAsia="Noto Serif CJK SC" w:hAnsi="Noto Serif CJK SC"/>
           <w:sz w:val="21"/>
           <w:szCs w:val="21"/>
         </w:rPr>
       </w:pPr>
       <w:r>
         <w:rPr>
-          <w:rFonts w:ascii="微软雅黑" w:hAnsi="微软雅黑"/>
+          <w:rFonts w:ascii="Noto Serif CJK SC" w:eastAsia="Noto Serif CJK SC" w:hAnsi="Noto Serif CJK SC"/>
           <w:sz w:val="21"/>
           <w:szCs w:val="21"/>
         </w:rPr>
@@ -1533,8 +1369,14 @@
           <w:ilvl w:val="0"/>
           <w:numId w:val="5"/>
         </w:numPr>
+        <w:rPr>
+          <w:rFonts w:ascii="Noto Serif CJK SC" w:eastAsia="Noto Serif CJK SC" w:hAnsi="Noto Serif CJK SC"/>
+        </w:rPr>
       </w:pPr>
       <w:r>
+        <w:rPr>
+          <w:rFonts w:ascii="Noto Serif CJK SC" w:eastAsia="Noto Serif CJK SC" w:hAnsi="Noto Serif CJK SC"/>
+        </w:rPr>
         <w:t>Products must pass the inspection standards outlined in the contract appendix, and an inspection report approved by the Buyer must be obtained before shipment.</w:t>
       </w:r>
     </w:p>
@@ -1544,8 +1386,14 @@
           <w:ilvl w:val="0"/>
           <w:numId w:val="5"/>
         </w:numPr>
+        <w:rPr>
+          <w:rFonts w:ascii="Noto Serif CJK SC" w:eastAsia="Noto Serif CJK SC" w:hAnsi="Noto Serif CJK SC"/>
+        </w:rPr>
       </w:pPr>
       <w:r>
+        <w:rPr>
+          <w:rFonts w:ascii="Noto Serif CJK SC" w:eastAsia="Noto Serif CJK SC" w:hAnsi="Noto Serif CJK SC"/>
+        </w:rPr>
         <w:t>Buyer's inspection to be as final.</w:t>
       </w:r>
     </w:p>
@@ -1555,8 +1403,14 @@
           <w:ilvl w:val="0"/>
           <w:numId w:val="5"/>
         </w:numPr>
+        <w:rPr>
+          <w:rFonts w:ascii="Noto Serif CJK SC" w:eastAsia="Noto Serif CJK SC" w:hAnsi="Noto Serif CJK SC"/>
+        </w:rPr>
       </w:pPr>
       <w:r>
+        <w:rPr>
+          <w:rFonts w:ascii="Noto Serif CJK SC" w:eastAsia="Noto Serif CJK SC" w:hAnsi="Noto Serif CJK SC"/>
+        </w:rPr>
         <w:t>The buyer has the right of inspecting the contracted goods before the shipment.</w:t>
       </w:r>
     </w:p>
@@ -1564,14 +1418,14 @@
       <w:pPr>
         <w:pStyle w:val="2"/>
         <w:rPr>
-          <w:rFonts w:ascii="微软雅黑" w:hAnsi="微软雅黑"/>
+          <w:rFonts w:ascii="Noto Serif CJK SC" w:eastAsia="Noto Serif CJK SC" w:hAnsi="Noto Serif CJK SC"/>
           <w:sz w:val="21"/>
           <w:szCs w:val="21"/>
         </w:rPr>
       </w:pPr>
       <w:r>
         <w:rPr>
-          <w:rFonts w:ascii="微软雅黑" w:hAnsi="微软雅黑"/>
+          <w:rFonts w:ascii="Noto Serif CJK SC" w:eastAsia="Noto Serif CJK SC" w:hAnsi="Noto Serif CJK SC"/>
           <w:sz w:val="21"/>
           <w:szCs w:val="21"/>
         </w:rPr>
@@ -1585,33 +1439,29 @@
           <w:numId w:val="0"/>
         </w:numPr>
         <w:ind w:left="440"/>
+        <w:rPr>
+          <w:rFonts w:ascii="Noto Serif CJK SC" w:eastAsia="Noto Serif CJK SC" w:hAnsi="Noto Serif CJK SC"/>
+        </w:rPr>
       </w:pPr>
       <w:r>
-        <w:t xml:space="preserve">If due to the production of quality </w:t>
+        <w:rPr>
+          <w:rFonts w:ascii="Noto Serif CJK SC" w:eastAsia="Noto Serif CJK SC" w:hAnsi="Noto Serif CJK SC"/>
+        </w:rPr>
+        <w:t>If due to the production of quality problems,the loss will be taken by seller.</w:t>
       </w:r>
-      <w:proofErr w:type="spellStart"/>
-      <w:proofErr w:type="gramStart"/>
-      <w:r>
-        <w:t>problems,the</w:t>
-      </w:r>
-      <w:proofErr w:type="spellEnd"/>
-      <w:proofErr w:type="gramEnd"/>
-      <w:r>
-        <w:t xml:space="preserve"> loss will be taken by seller.</w:t>
-      </w:r>
     </w:p>
     <w:p>
       <w:pPr>
         <w:pStyle w:val="2"/>
         <w:rPr>
-          <w:rFonts w:ascii="微软雅黑" w:hAnsi="微软雅黑"/>
+          <w:rFonts w:ascii="Noto Serif CJK SC" w:eastAsia="Noto Serif CJK SC" w:hAnsi="Noto Serif CJK SC"/>
           <w:sz w:val="21"/>
           <w:szCs w:val="21"/>
         </w:rPr>
       </w:pPr>
       <w:r>
         <w:rPr>
-          <w:rFonts w:ascii="微软雅黑" w:hAnsi="微软雅黑"/>
+          <w:rFonts w:ascii="Noto Serif CJK SC" w:eastAsia="Noto Serif CJK SC" w:hAnsi="Noto Serif CJK SC"/>
           <w:sz w:val="21"/>
           <w:szCs w:val="21"/>
         </w:rPr>
@@ -1623,113 +1473,24 @@
         <w:pStyle w:val="af2"/>
         <w:ind w:leftChars="200" w:left="360" w:firstLineChars="200" w:firstLine="360"/>
         <w:rPr>
-          <w:rFonts w:ascii="微软雅黑" w:hAnsi="微软雅黑"/>
+          <w:rFonts w:ascii="Noto Serif CJK SC" w:eastAsia="Noto Serif CJK SC" w:hAnsi="Noto Serif CJK SC"/>
         </w:rPr>
       </w:pPr>
       <w:r>
         <w:rPr>
-          <w:rFonts w:ascii="微软雅黑" w:hAnsi="微软雅黑"/>
-        </w:rPr>
-        <w:t xml:space="preserve">Concerning the </w:t>
-      </w:r>
-      <w:proofErr w:type="spellStart"/>
-      <w:proofErr w:type="gramStart"/>
-      <w:r>
-        <w:rPr>
-          <w:rFonts w:ascii="微软雅黑" w:hAnsi="微软雅黑"/>
-        </w:rPr>
-        <w:t>conclusion,validity</w:t>
-      </w:r>
-      <w:proofErr w:type="gramEnd"/>
-      <w:r>
-        <w:rPr>
-          <w:rFonts w:ascii="微软雅黑" w:hAnsi="微软雅黑"/>
-        </w:rPr>
-        <w:t>,</w:t>
-      </w:r>
-      <w:proofErr w:type="gramStart"/>
-      <w:r>
-        <w:rPr>
-          <w:rFonts w:ascii="微软雅黑" w:hAnsi="微软雅黑"/>
-        </w:rPr>
-        <w:t>interpretation,performance</w:t>
-      </w:r>
-      <w:proofErr w:type="gramEnd"/>
-      <w:r>
-        <w:rPr>
-          <w:rFonts w:ascii="微软雅黑" w:hAnsi="微软雅黑"/>
-        </w:rPr>
-        <w:t>,resolution</w:t>
-      </w:r>
-      <w:proofErr w:type="spellEnd"/>
-      <w:r>
-        <w:rPr>
-          <w:rFonts w:ascii="微软雅黑" w:hAnsi="微软雅黑"/>
-        </w:rPr>
-        <w:t xml:space="preserve"> of the </w:t>
-      </w:r>
-      <w:proofErr w:type="spellStart"/>
-      <w:proofErr w:type="gramStart"/>
-      <w:r>
-        <w:rPr>
-          <w:rFonts w:ascii="微软雅黑" w:hAnsi="微软雅黑"/>
-        </w:rPr>
-        <w:t>contract,the</w:t>
-      </w:r>
-      <w:proofErr w:type="spellEnd"/>
-      <w:proofErr w:type="gramEnd"/>
-      <w:r>
-        <w:rPr>
-          <w:rFonts w:ascii="微软雅黑" w:hAnsi="微软雅黑"/>
-        </w:rPr>
-        <w:t xml:space="preserve"> laws of the People's </w:t>
-      </w:r>
-      <w:proofErr w:type="spellStart"/>
-      <w:r>
-        <w:rPr>
-          <w:rFonts w:ascii="微软雅黑" w:hAnsi="微软雅黑"/>
-        </w:rPr>
-        <w:t>Republicof</w:t>
-      </w:r>
-      <w:proofErr w:type="spellEnd"/>
-      <w:r>
-        <w:rPr>
-          <w:rFonts w:ascii="微软雅黑" w:hAnsi="微软雅黑"/>
-        </w:rPr>
-        <w:t xml:space="preserve"> </w:t>
+          <w:rFonts w:ascii="Noto Serif CJK SC" w:eastAsia="Noto Serif CJK SC" w:hAnsi="Noto Serif CJK SC"/>
+        </w:rPr>
+        <w:t>Concerning the conclusion,validity,interpretation,performance,resolution of the contract,the laws of the People's Republicof China shall apply.All disputes in connection with the contract or the execution thereof shall be settled through friendly negotiations. If no settlement can be reached through negotiation, the case in dispute shall then be submitted for arbitration to China International Economic and Trade Arbitration Commission, the place of arbitration and oral hearing shall be Ningbo, Zhejiang</w:t>
       </w:r>
       <w:r>
         <w:rPr>
-          <w:rFonts w:ascii="微软雅黑" w:hAnsi="微软雅黑"/>
-        </w:rPr>
-        <w:lastRenderedPageBreak/>
-        <w:t xml:space="preserve">China shall </w:t>
-      </w:r>
-      <w:proofErr w:type="spellStart"/>
-      <w:proofErr w:type="gramStart"/>
-      <w:r>
-        <w:rPr>
-          <w:rFonts w:ascii="微软雅黑" w:hAnsi="微软雅黑"/>
-        </w:rPr>
-        <w:t>apply.All</w:t>
-      </w:r>
-      <w:proofErr w:type="spellEnd"/>
-      <w:proofErr w:type="gramEnd"/>
-      <w:r>
-        <w:rPr>
-          <w:rFonts w:ascii="微软雅黑" w:hAnsi="微软雅黑"/>
-        </w:rPr>
-        <w:t xml:space="preserve"> disputes in connection with the contract or the execution thereof shall be settled through friendly negotiations. If no settlement can be reached through negotiation, the case in dispute shall then be submitted for arbitration to China International Economic and Trade Arbitration Commission, the place of arbitration and oral hearing shall be Ningbo, Zhejiang</w:t>
-      </w:r>
-      <w:r>
-        <w:rPr>
-          <w:rFonts w:ascii="微软雅黑" w:hAnsi="微软雅黑" w:hint="eastAsia"/>
+          <w:rFonts w:ascii="Noto Serif CJK SC" w:eastAsia="Noto Serif CJK SC" w:hAnsi="Noto Serif CJK SC" w:hint="eastAsia"/>
         </w:rPr>
         <w:t>,</w:t>
       </w:r>
       <w:r>
         <w:rPr>
-          <w:rFonts w:ascii="微软雅黑" w:hAnsi="微软雅黑"/>
+          <w:rFonts w:ascii="Noto Serif CJK SC" w:eastAsia="Noto Serif CJK SC" w:hAnsi="Noto Serif CJK SC"/>
         </w:rPr>
         <w:t xml:space="preserve"> China.</w:t>
       </w:r>
@@ -1738,14 +1499,14 @@
       <w:pPr>
         <w:pStyle w:val="2"/>
         <w:rPr>
-          <w:rFonts w:ascii="微软雅黑" w:hAnsi="微软雅黑"/>
+          <w:rFonts w:ascii="Noto Serif CJK SC" w:eastAsia="Noto Serif CJK SC" w:hAnsi="Noto Serif CJK SC"/>
           <w:sz w:val="21"/>
           <w:szCs w:val="21"/>
         </w:rPr>
       </w:pPr>
       <w:r>
         <w:rPr>
-          <w:rFonts w:ascii="微软雅黑" w:hAnsi="微软雅黑"/>
+          <w:rFonts w:ascii="Noto Serif CJK SC" w:eastAsia="Noto Serif CJK SC" w:hAnsi="Noto Serif CJK SC"/>
           <w:sz w:val="21"/>
           <w:szCs w:val="21"/>
         </w:rPr>
@@ -1759,8 +1520,14 @@
           <w:numId w:val="6"/>
         </w:numPr>
         <w:ind w:left="442" w:hanging="329"/>
+        <w:rPr>
+          <w:rFonts w:ascii="Noto Serif CJK SC" w:eastAsia="Noto Serif CJK SC" w:hAnsi="Noto Serif CJK SC"/>
+        </w:rPr>
       </w:pPr>
       <w:r>
+        <w:rPr>
+          <w:rFonts w:ascii="Noto Serif CJK SC" w:eastAsia="Noto Serif CJK SC" w:hAnsi="Noto Serif CJK SC"/>
+        </w:rPr>
         <w:t>The contract is in 2 copies, one copy for each party, effective since being signed and stamped by both parties, any manual modification without legal force.</w:t>
       </w:r>
     </w:p>
@@ -1770,8 +1537,14 @@
           <w:ilvl w:val="0"/>
           <w:numId w:val="6"/>
         </w:numPr>
+        <w:rPr>
+          <w:rFonts w:ascii="Noto Serif CJK SC" w:eastAsia="Noto Serif CJK SC" w:hAnsi="Noto Serif CJK SC"/>
+        </w:rPr>
       </w:pPr>
       <w:r>
+        <w:rPr>
+          <w:rFonts w:ascii="Noto Serif CJK SC" w:eastAsia="Noto Serif CJK SC" w:hAnsi="Noto Serif CJK SC"/>
+        </w:rPr>
         <w:t>Contract appendix: appendix shall be the integral parts of this contract and shall have the same legal force as the present contract.</w:t>
       </w:r>
     </w:p>
@@ -1779,14 +1552,14 @@
       <w:pPr>
         <w:pStyle w:val="2"/>
         <w:rPr>
-          <w:rFonts w:ascii="微软雅黑" w:hAnsi="微软雅黑"/>
+          <w:rFonts w:ascii="Noto Serif CJK SC" w:eastAsia="Noto Serif CJK SC" w:hAnsi="Noto Serif CJK SC"/>
           <w:sz w:val="21"/>
           <w:szCs w:val="21"/>
         </w:rPr>
       </w:pPr>
       <w:r>
         <w:rPr>
-          <w:rFonts w:ascii="微软雅黑" w:hAnsi="微软雅黑"/>
+          <w:rFonts w:ascii="Noto Serif CJK SC" w:eastAsia="Noto Serif CJK SC" w:hAnsi="Noto Serif CJK SC"/>
           <w:sz w:val="21"/>
           <w:szCs w:val="21"/>
         </w:rPr>
@@ -1800,8 +1573,14 @@
           <w:numId w:val="0"/>
         </w:numPr>
         <w:ind w:left="442" w:firstLineChars="200" w:firstLine="360"/>
+        <w:rPr>
+          <w:rFonts w:ascii="Noto Serif CJK SC" w:eastAsia="Noto Serif CJK SC" w:hAnsi="Noto Serif CJK SC"/>
+        </w:rPr>
       </w:pPr>
       <w:r>
+        <w:rPr>
+          <w:rFonts w:ascii="Noto Serif CJK SC" w:eastAsia="Noto Serif CJK SC" w:hAnsi="Noto Serif CJK SC"/>
+        </w:rPr>
         <w:t>Place of Signing: Ningbo, Zhejiang, China P. R</w:t>
       </w:r>
     </w:p>
@@ -1812,6 +1591,9 @@
           <w:numId w:val="0"/>
         </w:numPr>
         <w:ind w:left="440"/>
+        <w:rPr>
+          <w:rFonts w:ascii="Noto Serif CJK SC" w:eastAsia="Noto Serif CJK SC" w:hAnsi="Noto Serif CJK SC"/>
+        </w:rPr>
       </w:pPr>
     </w:p>
     <w:p>
@@ -1821,6 +1603,9 @@
           <w:numId w:val="0"/>
         </w:numPr>
         <w:ind w:left="440"/>
+        <w:rPr>
+          <w:rFonts w:ascii="Noto Serif CJK SC" w:eastAsia="Noto Serif CJK SC" w:hAnsi="Noto Serif CJK SC"/>
+        </w:rPr>
       </w:pPr>
     </w:p>
     <w:tbl>
@@ -1858,22 +1643,32 @@
                 <w:numId w:val="0"/>
               </w:numPr>
               <w:ind w:left="440"/>
-            </w:pPr>
-            <w:r>
+              <w:rPr>
+                <w:rFonts w:ascii="Noto Serif CJK SC" w:eastAsia="Noto Serif CJK SC" w:hAnsi="Noto Serif CJK SC"/>
+              </w:rPr>
+            </w:pPr>
+            <w:r>
+              <w:rPr>
+                <w:rFonts w:ascii="Noto Serif CJK SC" w:eastAsia="Noto Serif CJK SC" w:hAnsi="Noto Serif CJK SC"/>
+              </w:rPr>
+              <w:lastRenderedPageBreak/>
               <w:t>BUYER :（Sign）</w:t>
             </w:r>
             <w:r>
               <w:rPr>
-                <w:rFonts w:hint="eastAsia"/>
+                <w:rFonts w:ascii="Noto Serif CJK SC" w:eastAsia="Noto Serif CJK SC" w:hAnsi="Noto Serif CJK SC" w:hint="eastAsia"/>
               </w:rPr>
               <w:t>{{</w:t>
             </w:r>
             <w:r>
+              <w:rPr>
+                <w:rFonts w:ascii="Noto Serif CJK SC" w:eastAsia="Noto Serif CJK SC" w:hAnsi="Noto Serif CJK SC"/>
+              </w:rPr>
               <w:t>a.name</w:t>
             </w:r>
             <w:r>
               <w:rPr>
-                <w:rFonts w:hint="eastAsia"/>
+                <w:rFonts w:ascii="Noto Serif CJK SC" w:eastAsia="Noto Serif CJK SC" w:hAnsi="Noto Serif CJK SC" w:hint="eastAsia"/>
               </w:rPr>
               <w:t>}}</w:t>
             </w:r>
@@ -1890,8 +1685,14 @@
                 <w:numId w:val="0"/>
               </w:numPr>
               <w:ind w:left="440"/>
-            </w:pPr>
-            <w:r>
+              <w:rPr>
+                <w:rFonts w:ascii="Noto Serif CJK SC" w:eastAsia="Noto Serif CJK SC" w:hAnsi="Noto Serif CJK SC"/>
+              </w:rPr>
+            </w:pPr>
+            <w:r>
+              <w:rPr>
+                <w:rFonts w:ascii="Noto Serif CJK SC" w:eastAsia="Noto Serif CJK SC" w:hAnsi="Noto Serif CJK SC"/>
+              </w:rPr>
               <w:t>SELLER:（Sign）{{b.name}}</w:t>
             </w:r>
           </w:p>
@@ -1913,8 +1714,14 @@
                 <w:numId w:val="0"/>
               </w:numPr>
               <w:ind w:left="440"/>
-            </w:pPr>
-            <w:r>
+              <w:rPr>
+                <w:rFonts w:ascii="Noto Serif CJK SC" w:eastAsia="Noto Serif CJK SC" w:hAnsi="Noto Serif CJK SC"/>
+              </w:rPr>
+            </w:pPr>
+            <w:r>
+              <w:rPr>
+                <w:rFonts w:ascii="Noto Serif CJK SC" w:eastAsia="Noto Serif CJK SC" w:hAnsi="Noto Serif CJK SC"/>
+              </w:rPr>
               <w:t>Sign Date</w:t>
             </w:r>
           </w:p>
@@ -1930,8 +1737,14 @@
                 <w:numId w:val="0"/>
               </w:numPr>
               <w:ind w:left="440"/>
-            </w:pPr>
-            <w:r>
+              <w:rPr>
+                <w:rFonts w:ascii="Noto Serif CJK SC" w:eastAsia="Noto Serif CJK SC" w:hAnsi="Noto Serif CJK SC"/>
+              </w:rPr>
+            </w:pPr>
+            <w:r>
+              <w:rPr>
+                <w:rFonts w:ascii="Noto Serif CJK SC" w:eastAsia="Noto Serif CJK SC" w:hAnsi="Noto Serif CJK SC"/>
+              </w:rPr>
               <w:t>Sign Date</w:t>
             </w:r>
           </w:p>
@@ -1945,6 +1758,9 @@
           <w:numId w:val="0"/>
         </w:numPr>
         <w:ind w:left="440"/>
+        <w:rPr>
+          <w:rFonts w:ascii="Noto Serif CJK SC" w:eastAsia="Noto Serif CJK SC" w:hAnsi="Noto Serif CJK SC"/>
+        </w:rPr>
       </w:pPr>
     </w:p>
     <w:sectPr>

--- a/yudao-module-srm/yudao-module-srm-biz/src/main/resources/purchase/order/外币采购合同_英文.docx
+++ b/yudao-module-srm/yudao-module-srm-biz/src/main/resources/purchase/order/外币采购合同_英文.docx
@@ -9,14 +9,8 @@
           <w:tab w:val="center" w:pos="5840"/>
         </w:tabs>
         <w:jc w:val="left"/>
-        <w:rPr>
-          <w:rFonts w:ascii="Noto Serif CJK SC" w:eastAsia="Noto Serif CJK SC" w:hAnsi="Noto Serif CJK SC"/>
-        </w:rPr>
-      </w:pPr>
-      <w:r>
-        <w:rPr>
-          <w:rFonts w:ascii="Noto Serif CJK SC" w:eastAsia="Noto Serif CJK SC" w:hAnsi="Noto Serif CJK SC"/>
-        </w:rPr>
+      </w:pPr>
+      <w:r>
         <w:tab/>
         <w:t>SALES CONTRACT</w:t>
       </w:r>
@@ -27,9 +21,6 @@
           <w:ilvl w:val="0"/>
           <w:numId w:val="0"/>
         </w:numPr>
-        <w:rPr>
-          <w:rFonts w:ascii="Noto Serif CJK SC" w:eastAsia="Noto Serif CJK SC" w:hAnsi="Noto Serif CJK SC"/>
-        </w:rPr>
       </w:pPr>
     </w:p>
     <w:tbl>
@@ -62,7 +53,6 @@
             <w:pPr>
               <w:pStyle w:val="af2"/>
               <w:rPr>
-                <w:rFonts w:ascii="Noto Serif CJK SC" w:eastAsia="Noto Serif CJK SC" w:hAnsi="Noto Serif CJK SC"/>
                 <w:b/>
                 <w:bCs/>
                 <w:sz w:val="21"/>
@@ -71,7 +61,6 @@
             </w:pPr>
             <w:r>
               <w:rPr>
-                <w:rFonts w:ascii="Noto Serif CJK SC" w:eastAsia="Noto Serif CJK SC" w:hAnsi="Noto Serif CJK SC"/>
                 <w:b/>
                 <w:bCs/>
                 <w:sz w:val="21"/>
@@ -81,27 +70,26 @@
             </w:r>
             <w:r>
               <w:rPr>
-                <w:rFonts w:ascii="Noto Serif CJK SC" w:eastAsia="Noto Serif CJK SC" w:hAnsi="Noto Serif CJK SC" w:hint="eastAsia"/>
+                <w:rFonts w:hint="eastAsia"/>
                 <w:b/>
                 <w:bCs/>
                 <w:sz w:val="21"/>
                 <w:szCs w:val="21"/>
               </w:rPr>
-              <w:t>NO：</w:t>
-            </w:r>
-            <w:r>
-              <w:rPr>
-                <w:rFonts w:ascii="Noto Serif CJK SC" w:eastAsia="Noto Serif CJK SC" w:hAnsi="Noto Serif CJK SC"/>
+              <w:t>NO</w:t>
+            </w:r>
+            <w:r>
+              <w:rPr>
+                <w:rFonts w:hint="eastAsia"/>
                 <w:b/>
                 <w:bCs/>
                 <w:sz w:val="21"/>
                 <w:szCs w:val="21"/>
               </w:rPr>
-              <w:t>{</w:t>
-            </w:r>
-            <w:r>
-              <w:rPr>
-                <w:rFonts w:ascii="Noto Serif CJK SC" w:eastAsia="Noto Serif CJK SC" w:hAnsi="Noto Serif CJK SC" w:hint="eastAsia"/>
+              <w:t>：</w:t>
+            </w:r>
+            <w:r>
+              <w:rPr>
                 <w:b/>
                 <w:bCs/>
                 <w:sz w:val="21"/>
@@ -111,27 +99,26 @@
             </w:r>
             <w:r>
               <w:rPr>
-                <w:rFonts w:ascii="Noto Serif CJK SC" w:eastAsia="Noto Serif CJK SC" w:hAnsi="Noto Serif CJK SC"/>
+                <w:rFonts w:hint="eastAsia"/>
                 <w:b/>
                 <w:bCs/>
                 <w:sz w:val="21"/>
                 <w:szCs w:val="21"/>
               </w:rPr>
-              <w:t>no</w:t>
-            </w:r>
-            <w:r>
-              <w:rPr>
-                <w:rFonts w:ascii="Noto Serif CJK SC" w:eastAsia="Noto Serif CJK SC" w:hAnsi="Noto Serif CJK SC" w:hint="eastAsia"/>
+              <w:t>{</w:t>
+            </w:r>
+            <w:r>
+              <w:rPr>
                 <w:b/>
                 <w:bCs/>
                 <w:sz w:val="21"/>
                 <w:szCs w:val="21"/>
               </w:rPr>
-              <w:t>}</w:t>
-            </w:r>
-            <w:r>
-              <w:rPr>
-                <w:rFonts w:ascii="Noto Serif CJK SC" w:eastAsia="Noto Serif CJK SC" w:hAnsi="Noto Serif CJK SC"/>
+              <w:t>no</w:t>
+            </w:r>
+            <w:r>
+              <w:rPr>
+                <w:rFonts w:hint="eastAsia"/>
                 <w:b/>
                 <w:bCs/>
                 <w:sz w:val="21"/>
@@ -139,56 +126,52 @@
               </w:rPr>
               <w:t>}</w:t>
             </w:r>
-          </w:p>
-        </w:tc>
-        <w:tc>
-          <w:tcPr>
-            <w:tcW w:w="5281" w:type="dxa"/>
-          </w:tcPr>
-          <w:p>
-            <w:pPr>
-              <w:pStyle w:val="af2"/>
-              <w:rPr>
-                <w:rFonts w:ascii="Noto Serif CJK SC" w:eastAsia="Noto Serif CJK SC" w:hAnsi="Noto Serif CJK SC"/>
+            <w:r>
+              <w:rPr>
                 <w:b/>
                 <w:bCs/>
                 <w:sz w:val="21"/>
                 <w:szCs w:val="21"/>
               </w:rPr>
-            </w:pPr>
-            <w:r>
-              <w:rPr>
-                <w:rFonts w:ascii="Noto Serif CJK SC" w:eastAsia="Noto Serif CJK SC" w:hAnsi="Noto Serif CJK SC"/>
+              <w:t>}</w:t>
+            </w:r>
+          </w:p>
+        </w:tc>
+        <w:tc>
+          <w:tcPr>
+            <w:tcW w:w="5281" w:type="dxa"/>
+          </w:tcPr>
+          <w:p>
+            <w:pPr>
+              <w:pStyle w:val="af2"/>
+              <w:rPr>
                 <w:b/>
                 <w:bCs/>
                 <w:sz w:val="21"/>
                 <w:szCs w:val="21"/>
               </w:rPr>
-              <w:t>Date</w:t>
-            </w:r>
-            <w:r>
-              <w:rPr>
-                <w:rFonts w:ascii="Noto Serif CJK SC" w:eastAsia="Noto Serif CJK SC" w:hAnsi="Noto Serif CJK SC" w:hint="eastAsia"/>
+            </w:pPr>
+            <w:r>
+              <w:rPr>
                 <w:b/>
                 <w:bCs/>
                 <w:sz w:val="21"/>
                 <w:szCs w:val="21"/>
               </w:rPr>
-              <w:t>：</w:t>
-            </w:r>
-            <w:r>
-              <w:rPr>
-                <w:rFonts w:ascii="Noto Serif CJK SC" w:eastAsia="Noto Serif CJK SC" w:hAnsi="Noto Serif CJK SC"/>
+              <w:t>Date</w:t>
+            </w:r>
+            <w:r>
+              <w:rPr>
+                <w:rFonts w:hint="eastAsia"/>
                 <w:b/>
                 <w:bCs/>
                 <w:sz w:val="21"/>
                 <w:szCs w:val="21"/>
               </w:rPr>
-              <w:t>{</w:t>
-            </w:r>
-            <w:r>
-              <w:rPr>
-                <w:rFonts w:ascii="Noto Serif CJK SC" w:eastAsia="Noto Serif CJK SC" w:hAnsi="Noto Serif CJK SC" w:hint="eastAsia"/>
+              <w:t>：</w:t>
+            </w:r>
+            <w:r>
+              <w:rPr>
                 <w:b/>
                 <w:bCs/>
                 <w:sz w:val="21"/>
@@ -198,27 +181,37 @@
             </w:r>
             <w:r>
               <w:rPr>
-                <w:rFonts w:ascii="Noto Serif CJK SC" w:eastAsia="Noto Serif CJK SC" w:hAnsi="Noto Serif CJK SC"/>
+                <w:rFonts w:hint="eastAsia"/>
                 <w:b/>
                 <w:bCs/>
                 <w:sz w:val="21"/>
                 <w:szCs w:val="21"/>
               </w:rPr>
-              <w:t>signingDateFormat</w:t>
-            </w:r>
-            <w:r>
-              <w:rPr>
-                <w:rFonts w:ascii="Noto Serif CJK SC" w:eastAsia="Noto Serif CJK SC" w:hAnsi="Noto Serif CJK SC" w:hint="eastAsia"/>
+              <w:t>{</w:t>
+            </w:r>
+            <w:proofErr w:type="spellStart"/>
+            <w:r>
+              <w:rPr>
                 <w:b/>
                 <w:bCs/>
                 <w:sz w:val="21"/>
                 <w:szCs w:val="21"/>
               </w:rPr>
+              <w:t>signingDateFormat</w:t>
+            </w:r>
+            <w:proofErr w:type="spellEnd"/>
+            <w:r>
+              <w:rPr>
+                <w:rFonts w:hint="eastAsia"/>
+                <w:b/>
+                <w:bCs/>
+                <w:sz w:val="21"/>
+                <w:szCs w:val="21"/>
+              </w:rPr>
               <w:t>}</w:t>
             </w:r>
             <w:r>
               <w:rPr>
-                <w:rFonts w:ascii="Noto Serif CJK SC" w:eastAsia="Noto Serif CJK SC" w:hAnsi="Noto Serif CJK SC"/>
                 <w:b/>
                 <w:bCs/>
                 <w:sz w:val="21"/>
@@ -241,24 +234,24 @@
             <w:pPr>
               <w:pStyle w:val="af2"/>
               <w:rPr>
-                <w:rFonts w:ascii="Noto Serif CJK SC" w:eastAsia="Noto Serif CJK SC" w:hAnsi="Noto Serif CJK SC"/>
-              </w:rPr>
-            </w:pPr>
-            <w:r>
-              <w:rPr>
-                <w:rFonts w:ascii="Noto Serif CJK SC" w:eastAsia="Noto Serif CJK SC" w:hAnsi="Noto Serif CJK SC"/>
+                <w:rFonts w:ascii="微软雅黑" w:hAnsi="微软雅黑"/>
+              </w:rPr>
+            </w:pPr>
+            <w:r>
+              <w:rPr>
+                <w:rFonts w:ascii="微软雅黑" w:hAnsi="微软雅黑"/>
               </w:rPr>
               <w:t>Buyer</w:t>
             </w:r>
             <w:r>
               <w:rPr>
-                <w:rFonts w:ascii="Noto Serif CJK SC" w:eastAsia="Noto Serif CJK SC" w:hAnsi="Noto Serif CJK SC" w:hint="eastAsia"/>
+                <w:rFonts w:ascii="微软雅黑" w:hAnsi="微软雅黑" w:hint="eastAsia"/>
               </w:rPr>
               <w:t>：</w:t>
             </w:r>
             <w:r>
               <w:rPr>
-                <w:rFonts w:ascii="Noto Serif CJK SC" w:eastAsia="Noto Serif CJK SC" w:hAnsi="Noto Serif CJK SC"/>
+                <w:rFonts w:ascii="微软雅黑" w:hAnsi="微软雅黑"/>
               </w:rPr>
               <w:t>{{a.name}}</w:t>
             </w:r>
@@ -272,24 +265,24 @@
             <w:pPr>
               <w:pStyle w:val="af2"/>
               <w:rPr>
-                <w:rFonts w:ascii="Noto Serif CJK SC" w:eastAsia="Noto Serif CJK SC" w:hAnsi="Noto Serif CJK SC"/>
-              </w:rPr>
-            </w:pPr>
-            <w:r>
-              <w:rPr>
-                <w:rFonts w:ascii="Noto Serif CJK SC" w:eastAsia="Noto Serif CJK SC" w:hAnsi="Noto Serif CJK SC"/>
+                <w:rFonts w:ascii="微软雅黑" w:hAnsi="微软雅黑"/>
+              </w:rPr>
+            </w:pPr>
+            <w:r>
+              <w:rPr>
+                <w:rFonts w:ascii="微软雅黑" w:hAnsi="微软雅黑"/>
               </w:rPr>
               <w:t>Seller</w:t>
             </w:r>
             <w:r>
               <w:rPr>
-                <w:rFonts w:ascii="Noto Serif CJK SC" w:eastAsia="Noto Serif CJK SC" w:hAnsi="Noto Serif CJK SC" w:hint="eastAsia"/>
+                <w:rFonts w:ascii="微软雅黑" w:hAnsi="微软雅黑" w:hint="eastAsia"/>
               </w:rPr>
               <w:t>：</w:t>
             </w:r>
             <w:r>
               <w:rPr>
-                <w:rFonts w:ascii="Noto Serif CJK SC" w:eastAsia="Noto Serif CJK SC" w:hAnsi="Noto Serif CJK SC"/>
+                <w:rFonts w:ascii="微软雅黑" w:hAnsi="微软雅黑"/>
               </w:rPr>
               <w:t>（供货单位）{{b.name}}</w:t>
             </w:r>
@@ -308,26 +301,42 @@
             <w:pPr>
               <w:pStyle w:val="af2"/>
               <w:rPr>
-                <w:rFonts w:ascii="Noto Serif CJK SC" w:eastAsia="Noto Serif CJK SC" w:hAnsi="Noto Serif CJK SC"/>
-              </w:rPr>
-            </w:pPr>
-            <w:r>
-              <w:rPr>
-                <w:rFonts w:ascii="Noto Serif CJK SC" w:eastAsia="Noto Serif CJK SC" w:hAnsi="Noto Serif CJK SC"/>
+                <w:rFonts w:ascii="微软雅黑" w:hAnsi="微软雅黑"/>
+              </w:rPr>
+            </w:pPr>
+            <w:r>
+              <w:rPr>
+                <w:rFonts w:ascii="微软雅黑" w:hAnsi="微软雅黑"/>
               </w:rPr>
               <w:t>Add</w:t>
             </w:r>
             <w:r>
               <w:rPr>
-                <w:rFonts w:ascii="Noto Serif CJK SC" w:eastAsia="Noto Serif CJK SC" w:hAnsi="Noto Serif CJK SC" w:hint="eastAsia"/>
+                <w:rFonts w:ascii="微软雅黑" w:hAnsi="微软雅黑" w:hint="eastAsia"/>
               </w:rPr>
               <w:t>ress：</w:t>
             </w:r>
             <w:r>
               <w:rPr>
-                <w:rFonts w:ascii="Noto Serif CJK SC" w:eastAsia="Noto Serif CJK SC" w:hAnsi="Noto Serif CJK SC"/>
-              </w:rPr>
-              <w:t>{{a.companyAddress}}</w:t>
+                <w:rFonts w:ascii="微软雅黑" w:hAnsi="微软雅黑"/>
+              </w:rPr>
+              <w:t>{{</w:t>
+            </w:r>
+            <w:proofErr w:type="spellStart"/>
+            <w:proofErr w:type="gramStart"/>
+            <w:r>
+              <w:rPr>
+                <w:rFonts w:ascii="微软雅黑" w:hAnsi="微软雅黑"/>
+              </w:rPr>
+              <w:t>a.companyAddress</w:t>
+            </w:r>
+            <w:proofErr w:type="spellEnd"/>
+            <w:proofErr w:type="gramEnd"/>
+            <w:r>
+              <w:rPr>
+                <w:rFonts w:ascii="微软雅黑" w:hAnsi="微软雅黑"/>
+              </w:rPr>
+              <w:t>}}</w:t>
             </w:r>
           </w:p>
         </w:tc>
@@ -339,26 +348,42 @@
             <w:pPr>
               <w:pStyle w:val="af2"/>
               <w:rPr>
-                <w:rFonts w:ascii="Noto Serif CJK SC" w:eastAsia="Noto Serif CJK SC" w:hAnsi="Noto Serif CJK SC"/>
-              </w:rPr>
-            </w:pPr>
-            <w:r>
-              <w:rPr>
-                <w:rFonts w:ascii="Noto Serif CJK SC" w:eastAsia="Noto Serif CJK SC" w:hAnsi="Noto Serif CJK SC"/>
+                <w:rFonts w:ascii="微软雅黑" w:hAnsi="微软雅黑"/>
+              </w:rPr>
+            </w:pPr>
+            <w:r>
+              <w:rPr>
+                <w:rFonts w:ascii="微软雅黑" w:hAnsi="微软雅黑"/>
               </w:rPr>
               <w:t>Add</w:t>
             </w:r>
             <w:r>
               <w:rPr>
-                <w:rFonts w:ascii="Noto Serif CJK SC" w:eastAsia="Noto Serif CJK SC" w:hAnsi="Noto Serif CJK SC" w:hint="eastAsia"/>
+                <w:rFonts w:ascii="微软雅黑" w:hAnsi="微软雅黑" w:hint="eastAsia"/>
               </w:rPr>
               <w:t>ress：</w:t>
             </w:r>
             <w:r>
               <w:rPr>
-                <w:rFonts w:ascii="Noto Serif CJK SC" w:eastAsia="Noto Serif CJK SC" w:hAnsi="Noto Serif CJK SC"/>
-              </w:rPr>
-              <w:t>{{b.companyAddress}}</w:t>
+                <w:rFonts w:ascii="微软雅黑" w:hAnsi="微软雅黑"/>
+              </w:rPr>
+              <w:t>{{</w:t>
+            </w:r>
+            <w:proofErr w:type="spellStart"/>
+            <w:proofErr w:type="gramStart"/>
+            <w:r>
+              <w:rPr>
+                <w:rFonts w:ascii="微软雅黑" w:hAnsi="微软雅黑"/>
+              </w:rPr>
+              <w:t>b.companyAddress</w:t>
+            </w:r>
+            <w:proofErr w:type="spellEnd"/>
+            <w:proofErr w:type="gramEnd"/>
+            <w:r>
+              <w:rPr>
+                <w:rFonts w:ascii="微软雅黑" w:hAnsi="微软雅黑"/>
+              </w:rPr>
+              <w:t>}}</w:t>
             </w:r>
           </w:p>
         </w:tc>
@@ -375,26 +400,58 @@
             <w:pPr>
               <w:pStyle w:val="af2"/>
               <w:rPr>
-                <w:rFonts w:ascii="Noto Serif CJK SC" w:eastAsia="Noto Serif CJK SC" w:hAnsi="Noto Serif CJK SC"/>
-              </w:rPr>
-            </w:pPr>
-            <w:r>
-              <w:rPr>
-                <w:rFonts w:ascii="Noto Serif CJK SC" w:eastAsia="Noto Serif CJK SC" w:hAnsi="Noto Serif CJK SC"/>
+                <w:rFonts w:ascii="微软雅黑" w:hAnsi="微软雅黑"/>
+              </w:rPr>
+            </w:pPr>
+            <w:r>
+              <w:rPr>
+                <w:rFonts w:ascii="微软雅黑" w:hAnsi="微软雅黑"/>
               </w:rPr>
               <w:t>Tel</w:t>
             </w:r>
             <w:r>
               <w:rPr>
-                <w:rFonts w:ascii="Noto Serif CJK SC" w:eastAsia="Noto Serif CJK SC" w:hAnsi="Noto Serif CJK SC" w:hint="eastAsia"/>
+                <w:rFonts w:ascii="微软雅黑" w:hAnsi="微软雅黑" w:hint="eastAsia"/>
               </w:rPr>
               <w:t>：</w:t>
             </w:r>
             <w:r>
               <w:rPr>
-                <w:rFonts w:ascii="Noto Serif CJK SC" w:eastAsia="Noto Serif CJK SC" w:hAnsi="Noto Serif CJK SC"/>
-              </w:rPr>
-              <w:t>{{a.contact}} {{a.telephone}}</w:t>
+                <w:rFonts w:ascii="微软雅黑" w:hAnsi="微软雅黑"/>
+              </w:rPr>
+              <w:t>{{</w:t>
+            </w:r>
+            <w:proofErr w:type="spellStart"/>
+            <w:proofErr w:type="gramStart"/>
+            <w:r>
+              <w:rPr>
+                <w:rFonts w:ascii="微软雅黑" w:hAnsi="微软雅黑"/>
+              </w:rPr>
+              <w:t>a.contact</w:t>
+            </w:r>
+            <w:proofErr w:type="spellEnd"/>
+            <w:proofErr w:type="gramEnd"/>
+            <w:r>
+              <w:rPr>
+                <w:rFonts w:ascii="微软雅黑" w:hAnsi="微软雅黑"/>
+              </w:rPr>
+              <w:t>}} {{</w:t>
+            </w:r>
+            <w:proofErr w:type="spellStart"/>
+            <w:proofErr w:type="gramStart"/>
+            <w:r>
+              <w:rPr>
+                <w:rFonts w:ascii="微软雅黑" w:hAnsi="微软雅黑"/>
+              </w:rPr>
+              <w:t>a.telephone</w:t>
+            </w:r>
+            <w:proofErr w:type="spellEnd"/>
+            <w:proofErr w:type="gramEnd"/>
+            <w:r>
+              <w:rPr>
+                <w:rFonts w:ascii="微软雅黑" w:hAnsi="微软雅黑"/>
+              </w:rPr>
+              <w:t>}}</w:t>
             </w:r>
           </w:p>
         </w:tc>
@@ -406,26 +463,58 @@
             <w:pPr>
               <w:pStyle w:val="af2"/>
               <w:rPr>
-                <w:rFonts w:ascii="Noto Serif CJK SC" w:eastAsia="Noto Serif CJK SC" w:hAnsi="Noto Serif CJK SC"/>
-              </w:rPr>
-            </w:pPr>
-            <w:r>
-              <w:rPr>
-                <w:rFonts w:ascii="Noto Serif CJK SC" w:eastAsia="Noto Serif CJK SC" w:hAnsi="Noto Serif CJK SC"/>
+                <w:rFonts w:ascii="微软雅黑" w:hAnsi="微软雅黑"/>
+              </w:rPr>
+            </w:pPr>
+            <w:r>
+              <w:rPr>
+                <w:rFonts w:ascii="微软雅黑" w:hAnsi="微软雅黑"/>
               </w:rPr>
               <w:t>Tel</w:t>
             </w:r>
             <w:r>
               <w:rPr>
-                <w:rFonts w:ascii="Noto Serif CJK SC" w:eastAsia="Noto Serif CJK SC" w:hAnsi="Noto Serif CJK SC" w:hint="eastAsia"/>
+                <w:rFonts w:ascii="微软雅黑" w:hAnsi="微软雅黑" w:hint="eastAsia"/>
               </w:rPr>
               <w:t>：</w:t>
             </w:r>
             <w:r>
               <w:rPr>
-                <w:rFonts w:ascii="Noto Serif CJK SC" w:eastAsia="Noto Serif CJK SC" w:hAnsi="Noto Serif CJK SC"/>
-              </w:rPr>
-              <w:t>{{b.contact}} {{b.telephone}}</w:t>
+                <w:rFonts w:ascii="微软雅黑" w:hAnsi="微软雅黑"/>
+              </w:rPr>
+              <w:t>{{</w:t>
+            </w:r>
+            <w:proofErr w:type="spellStart"/>
+            <w:proofErr w:type="gramStart"/>
+            <w:r>
+              <w:rPr>
+                <w:rFonts w:ascii="微软雅黑" w:hAnsi="微软雅黑"/>
+              </w:rPr>
+              <w:t>b.contact</w:t>
+            </w:r>
+            <w:proofErr w:type="spellEnd"/>
+            <w:proofErr w:type="gramEnd"/>
+            <w:r>
+              <w:rPr>
+                <w:rFonts w:ascii="微软雅黑" w:hAnsi="微软雅黑"/>
+              </w:rPr>
+              <w:t>}} {{</w:t>
+            </w:r>
+            <w:proofErr w:type="spellStart"/>
+            <w:proofErr w:type="gramStart"/>
+            <w:r>
+              <w:rPr>
+                <w:rFonts w:ascii="微软雅黑" w:hAnsi="微软雅黑"/>
+              </w:rPr>
+              <w:t>b.telephone</w:t>
+            </w:r>
+            <w:proofErr w:type="spellEnd"/>
+            <w:proofErr w:type="gramEnd"/>
+            <w:r>
+              <w:rPr>
+                <w:rFonts w:ascii="微软雅黑" w:hAnsi="微软雅黑"/>
+              </w:rPr>
+              <w:t>}}</w:t>
             </w:r>
           </w:p>
         </w:tc>
@@ -443,7 +532,7 @@
             <w:pPr>
               <w:pStyle w:val="af2"/>
               <w:rPr>
-                <w:rFonts w:ascii="Noto Serif CJK SC" w:eastAsia="Noto Serif CJK SC" w:hAnsi="Noto Serif CJK SC"/>
+                <w:rFonts w:ascii="微软雅黑" w:hAnsi="微软雅黑"/>
                 <w:b/>
                 <w:bCs/>
                 <w:sz w:val="21"/>
@@ -452,7 +541,7 @@
             </w:pPr>
             <w:r>
               <w:rPr>
-                <w:rFonts w:ascii="Noto Serif CJK SC" w:eastAsia="Noto Serif CJK SC" w:hAnsi="Noto Serif CJK SC"/>
+                <w:rFonts w:ascii="微软雅黑" w:hAnsi="微软雅黑"/>
                 <w:b/>
                 <w:bCs/>
                 <w:sz w:val="21"/>
@@ -472,7 +561,7 @@
           <w:numId w:val="0"/>
         </w:numPr>
         <w:rPr>
-          <w:rFonts w:ascii="Noto Serif CJK SC" w:eastAsia="Noto Serif CJK SC" w:hAnsi="Noto Serif CJK SC"/>
+          <w:rFonts w:ascii="微软雅黑" w:hAnsi="微软雅黑"/>
           <w:sz w:val="21"/>
           <w:szCs w:val="21"/>
         </w:rPr>
@@ -512,14 +601,14 @@
               <w:pStyle w:val="af2"/>
               <w:jc w:val="center"/>
               <w:rPr>
-                <w:rFonts w:ascii="Noto Serif CJK SC" w:eastAsia="Noto Serif CJK SC" w:hAnsi="Noto Serif CJK SC"/>
-                <w:b/>
-                <w:bCs/>
-              </w:rPr>
-            </w:pPr>
-            <w:r>
-              <w:rPr>
-                <w:rFonts w:ascii="Noto Serif CJK SC" w:eastAsia="Noto Serif CJK SC" w:hAnsi="Noto Serif CJK SC"/>
+                <w:rFonts w:ascii="微软雅黑" w:hAnsi="微软雅黑"/>
+                <w:b/>
+                <w:bCs/>
+              </w:rPr>
+            </w:pPr>
+            <w:r>
+              <w:rPr>
+                <w:rFonts w:ascii="微软雅黑" w:hAnsi="微软雅黑"/>
                 <w:b/>
                 <w:bCs/>
               </w:rPr>
@@ -537,14 +626,14 @@
               <w:pStyle w:val="af2"/>
               <w:jc w:val="center"/>
               <w:rPr>
-                <w:rFonts w:ascii="Noto Serif CJK SC" w:eastAsia="Noto Serif CJK SC" w:hAnsi="Noto Serif CJK SC"/>
-                <w:b/>
-                <w:bCs/>
-              </w:rPr>
-            </w:pPr>
-            <w:r>
-              <w:rPr>
-                <w:rFonts w:ascii="Noto Serif CJK SC" w:eastAsia="Noto Serif CJK SC" w:hAnsi="Noto Serif CJK SC"/>
+                <w:rFonts w:ascii="微软雅黑" w:hAnsi="微软雅黑"/>
+                <w:b/>
+                <w:bCs/>
+              </w:rPr>
+            </w:pPr>
+            <w:r>
+              <w:rPr>
+                <w:rFonts w:ascii="微软雅黑" w:hAnsi="微软雅黑"/>
                 <w:b/>
                 <w:bCs/>
               </w:rPr>
@@ -562,14 +651,14 @@
               <w:pStyle w:val="af2"/>
               <w:jc w:val="center"/>
               <w:rPr>
-                <w:rFonts w:ascii="Noto Serif CJK SC" w:eastAsia="Noto Serif CJK SC" w:hAnsi="Noto Serif CJK SC"/>
-                <w:b/>
-                <w:bCs/>
-              </w:rPr>
-            </w:pPr>
-            <w:r>
-              <w:rPr>
-                <w:rFonts w:ascii="Noto Serif CJK SC" w:eastAsia="Noto Serif CJK SC" w:hAnsi="Noto Serif CJK SC"/>
+                <w:rFonts w:ascii="微软雅黑" w:hAnsi="微软雅黑"/>
+                <w:b/>
+                <w:bCs/>
+              </w:rPr>
+            </w:pPr>
+            <w:r>
+              <w:rPr>
+                <w:rFonts w:ascii="微软雅黑" w:hAnsi="微软雅黑"/>
                 <w:b/>
                 <w:bCs/>
               </w:rPr>
@@ -587,19 +676,29 @@
               <w:pStyle w:val="af2"/>
               <w:jc w:val="center"/>
               <w:rPr>
-                <w:rFonts w:ascii="Noto Serif CJK SC" w:eastAsia="Noto Serif CJK SC" w:hAnsi="Noto Serif CJK SC"/>
-                <w:b/>
-                <w:bCs/>
-              </w:rPr>
-            </w:pPr>
-            <w:r>
-              <w:rPr>
-                <w:rFonts w:ascii="Noto Serif CJK SC" w:eastAsia="Noto Serif CJK SC" w:hAnsi="Noto Serif CJK SC"/>
-                <w:b/>
-                <w:bCs/>
-              </w:rPr>
-              <w:t>pc/ctn</w:t>
-            </w:r>
+                <w:rFonts w:ascii="微软雅黑" w:hAnsi="微软雅黑"/>
+                <w:b/>
+                <w:bCs/>
+              </w:rPr>
+            </w:pPr>
+            <w:r>
+              <w:rPr>
+                <w:rFonts w:ascii="微软雅黑" w:hAnsi="微软雅黑"/>
+                <w:b/>
+                <w:bCs/>
+              </w:rPr>
+              <w:t>pc/</w:t>
+            </w:r>
+            <w:proofErr w:type="spellStart"/>
+            <w:r>
+              <w:rPr>
+                <w:rFonts w:ascii="微软雅黑" w:hAnsi="微软雅黑"/>
+                <w:b/>
+                <w:bCs/>
+              </w:rPr>
+              <w:t>ctn</w:t>
+            </w:r>
+            <w:proofErr w:type="spellEnd"/>
           </w:p>
         </w:tc>
         <w:tc>
@@ -612,14 +711,14 @@
               <w:pStyle w:val="af2"/>
               <w:jc w:val="center"/>
               <w:rPr>
-                <w:rFonts w:ascii="Noto Serif CJK SC" w:eastAsia="Noto Serif CJK SC" w:hAnsi="Noto Serif CJK SC"/>
-                <w:b/>
-                <w:bCs/>
-              </w:rPr>
-            </w:pPr>
-            <w:r>
-              <w:rPr>
-                <w:rFonts w:ascii="Noto Serif CJK SC" w:eastAsia="Noto Serif CJK SC" w:hAnsi="Noto Serif CJK SC"/>
+                <w:rFonts w:ascii="微软雅黑" w:hAnsi="微软雅黑"/>
+                <w:b/>
+                <w:bCs/>
+              </w:rPr>
+            </w:pPr>
+            <w:r>
+              <w:rPr>
+                <w:rFonts w:ascii="微软雅黑" w:hAnsi="微软雅黑"/>
                 <w:b/>
                 <w:bCs/>
               </w:rPr>
@@ -637,14 +736,14 @@
               <w:pStyle w:val="af2"/>
               <w:jc w:val="center"/>
               <w:rPr>
-                <w:rFonts w:ascii="Noto Serif CJK SC" w:eastAsia="Noto Serif CJK SC" w:hAnsi="Noto Serif CJK SC"/>
-                <w:b/>
-                <w:bCs/>
-              </w:rPr>
-            </w:pPr>
-            <w:r>
-              <w:rPr>
-                <w:rFonts w:ascii="Noto Serif CJK SC" w:eastAsia="Noto Serif CJK SC" w:hAnsi="Noto Serif CJK SC"/>
+                <w:rFonts w:ascii="微软雅黑" w:hAnsi="微软雅黑"/>
+                <w:b/>
+                <w:bCs/>
+              </w:rPr>
+            </w:pPr>
+            <w:r>
+              <w:rPr>
+                <w:rFonts w:ascii="微软雅黑" w:hAnsi="微软雅黑"/>
                 <w:b/>
                 <w:bCs/>
               </w:rPr>
@@ -662,14 +761,14 @@
               <w:pStyle w:val="af2"/>
               <w:jc w:val="center"/>
               <w:rPr>
-                <w:rFonts w:ascii="Noto Serif CJK SC" w:eastAsia="Noto Serif CJK SC" w:hAnsi="Noto Serif CJK SC"/>
-                <w:b/>
-                <w:bCs/>
-              </w:rPr>
-            </w:pPr>
-            <w:r>
-              <w:rPr>
-                <w:rFonts w:ascii="Noto Serif CJK SC" w:eastAsia="Noto Serif CJK SC" w:hAnsi="Noto Serif CJK SC"/>
+                <w:rFonts w:ascii="微软雅黑" w:hAnsi="微软雅黑"/>
+                <w:b/>
+                <w:bCs/>
+              </w:rPr>
+            </w:pPr>
+            <w:r>
+              <w:rPr>
+                <w:rFonts w:ascii="微软雅黑" w:hAnsi="微软雅黑"/>
                 <w:b/>
                 <w:bCs/>
               </w:rPr>
@@ -687,14 +786,14 @@
               <w:pStyle w:val="af2"/>
               <w:jc w:val="center"/>
               <w:rPr>
-                <w:rFonts w:ascii="Noto Serif CJK SC" w:eastAsia="Noto Serif CJK SC" w:hAnsi="Noto Serif CJK SC"/>
-                <w:b/>
-                <w:bCs/>
-              </w:rPr>
-            </w:pPr>
-            <w:r>
-              <w:rPr>
-                <w:rFonts w:ascii="Noto Serif CJK SC" w:eastAsia="Noto Serif CJK SC" w:hAnsi="Noto Serif CJK SC"/>
+                <w:rFonts w:ascii="微软雅黑" w:hAnsi="微软雅黑"/>
+                <w:b/>
+                <w:bCs/>
+              </w:rPr>
+            </w:pPr>
+            <w:r>
+              <w:rPr>
+                <w:rFonts w:ascii="微软雅黑" w:hAnsi="微软雅黑"/>
                 <w:b/>
                 <w:bCs/>
               </w:rPr>
@@ -702,7 +801,7 @@
             </w:r>
             <w:r>
               <w:rPr>
-                <w:rFonts w:ascii="Noto Serif CJK SC" w:eastAsia="Noto Serif CJK SC" w:hAnsi="Noto Serif CJK SC" w:hint="eastAsia"/>
+                <w:rFonts w:ascii="微软雅黑" w:hAnsi="微软雅黑" w:hint="eastAsia"/>
                 <w:b/>
                 <w:bCs/>
               </w:rPr>
@@ -710,7 +809,7 @@
             </w:r>
             <w:r>
               <w:rPr>
-                <w:rFonts w:ascii="Noto Serif CJK SC" w:eastAsia="Noto Serif CJK SC" w:hAnsi="Noto Serif CJK SC"/>
+                <w:rFonts w:ascii="微软雅黑" w:hAnsi="微软雅黑"/>
                 <w:b/>
                 <w:bCs/>
               </w:rPr>
@@ -728,14 +827,14 @@
               <w:pStyle w:val="af2"/>
               <w:jc w:val="center"/>
               <w:rPr>
-                <w:rFonts w:ascii="Noto Serif CJK SC" w:eastAsia="Noto Serif CJK SC" w:hAnsi="Noto Serif CJK SC"/>
-                <w:b/>
-                <w:bCs/>
-              </w:rPr>
-            </w:pPr>
-            <w:r>
-              <w:rPr>
-                <w:rFonts w:ascii="Noto Serif CJK SC" w:eastAsia="Noto Serif CJK SC" w:hAnsi="Noto Serif CJK SC"/>
+                <w:rFonts w:ascii="微软雅黑" w:hAnsi="微软雅黑"/>
+                <w:b/>
+                <w:bCs/>
+              </w:rPr>
+            </w:pPr>
+            <w:r>
+              <w:rPr>
+                <w:rFonts w:ascii="微软雅黑" w:hAnsi="微软雅黑"/>
                 <w:b/>
                 <w:bCs/>
               </w:rPr>
@@ -758,24 +857,24 @@
               <w:pStyle w:val="af2"/>
               <w:jc w:val="center"/>
               <w:rPr>
-                <w:rFonts w:ascii="Noto Serif CJK SC" w:eastAsia="Noto Serif CJK SC" w:hAnsi="Noto Serif CJK SC"/>
-              </w:rPr>
-            </w:pPr>
-            <w:r>
-              <w:rPr>
-                <w:rFonts w:ascii="Noto Serif CJK SC" w:eastAsia="Noto Serif CJK SC" w:hAnsi="Noto Serif CJK SC"/>
+                <w:rFonts w:ascii="微软雅黑" w:hAnsi="微软雅黑"/>
+              </w:rPr>
+            </w:pPr>
+            <w:r>
+              <w:rPr>
+                <w:rFonts w:ascii="微软雅黑" w:hAnsi="微软雅黑"/>
               </w:rPr>
               <w:t>[</w:t>
             </w:r>
             <w:r>
               <w:rPr>
-                <w:rFonts w:ascii="Noto Serif CJK SC" w:eastAsia="Noto Serif CJK SC" w:hAnsi="Noto Serif CJK SC" w:hint="eastAsia"/>
+                <w:rFonts w:ascii="微软雅黑" w:hAnsi="微软雅黑" w:hint="eastAsia"/>
               </w:rPr>
               <w:t>index</w:t>
             </w:r>
             <w:r>
               <w:rPr>
-                <w:rFonts w:ascii="Noto Serif CJK SC" w:eastAsia="Noto Serif CJK SC" w:hAnsi="Noto Serif CJK SC"/>
+                <w:rFonts w:ascii="微软雅黑" w:hAnsi="微软雅黑"/>
               </w:rPr>
               <w:t>]</w:t>
             </w:r>
@@ -791,14 +890,28 @@
               <w:pStyle w:val="af2"/>
               <w:jc w:val="center"/>
               <w:rPr>
-                <w:rFonts w:ascii="Noto Serif CJK SC" w:eastAsia="Noto Serif CJK SC" w:hAnsi="Noto Serif CJK SC"/>
-              </w:rPr>
-            </w:pPr>
-            <w:r>
-              <w:rPr>
-                <w:rFonts w:ascii="Noto Serif CJK SC" w:eastAsia="Noto Serif CJK SC" w:hAnsi="Noto Serif CJK SC"/>
-              </w:rPr>
-              <w:t>[barCode]</w:t>
+                <w:rFonts w:ascii="微软雅黑" w:hAnsi="微软雅黑"/>
+              </w:rPr>
+            </w:pPr>
+            <w:r>
+              <w:rPr>
+                <w:rFonts w:ascii="微软雅黑" w:hAnsi="微软雅黑"/>
+              </w:rPr>
+              <w:t>[</w:t>
+            </w:r>
+            <w:proofErr w:type="spellStart"/>
+            <w:r>
+              <w:rPr>
+                <w:rFonts w:ascii="微软雅黑" w:hAnsi="微软雅黑"/>
+              </w:rPr>
+              <w:t>barCode</w:t>
+            </w:r>
+            <w:proofErr w:type="spellEnd"/>
+            <w:r>
+              <w:rPr>
+                <w:rFonts w:ascii="微软雅黑" w:hAnsi="微软雅黑"/>
+              </w:rPr>
+              <w:t>]</w:t>
             </w:r>
           </w:p>
         </w:tc>
@@ -812,26 +925,40 @@
               <w:pStyle w:val="af2"/>
               <w:jc w:val="center"/>
               <w:rPr>
-                <w:rFonts w:ascii="Noto Serif CJK SC" w:eastAsia="Noto Serif CJK SC" w:hAnsi="Noto Serif CJK SC"/>
-              </w:rPr>
-            </w:pPr>
-            <w:r>
-              <w:rPr>
-                <w:rFonts w:ascii="Noto Serif CJK SC" w:eastAsia="Noto Serif CJK SC" w:hAnsi="Noto Serif CJK SC"/>
-              </w:rPr>
-              <w:t>[declaredTyp</w:t>
-            </w:r>
-            <w:r>
-              <w:rPr>
-                <w:rFonts w:ascii="Noto Serif CJK SC" w:eastAsia="Noto Serif CJK SC" w:hAnsi="Noto Serif CJK SC" w:hint="eastAsia"/>
+                <w:rFonts w:ascii="微软雅黑" w:hAnsi="微软雅黑"/>
+              </w:rPr>
+            </w:pPr>
+            <w:r>
+              <w:rPr>
+                <w:rFonts w:ascii="微软雅黑" w:hAnsi="微软雅黑"/>
+              </w:rPr>
+              <w:t>[</w:t>
+            </w:r>
+            <w:proofErr w:type="spellStart"/>
+            <w:r>
+              <w:rPr>
+                <w:rFonts w:ascii="微软雅黑" w:hAnsi="微软雅黑"/>
+              </w:rPr>
+              <w:t>declaredTyp</w:t>
+            </w:r>
+            <w:r>
+              <w:rPr>
+                <w:rFonts w:ascii="微软雅黑" w:hAnsi="微软雅黑" w:hint="eastAsia"/>
               </w:rPr>
               <w:t>e</w:t>
             </w:r>
             <w:r>
               <w:rPr>
-                <w:rFonts w:ascii="Noto Serif CJK SC" w:eastAsia="Noto Serif CJK SC" w:hAnsi="Noto Serif CJK SC"/>
-              </w:rPr>
-              <w:t>En]</w:t>
+                <w:rFonts w:ascii="微软雅黑" w:hAnsi="微软雅黑"/>
+              </w:rPr>
+              <w:t>En</w:t>
+            </w:r>
+            <w:proofErr w:type="spellEnd"/>
+            <w:r>
+              <w:rPr>
+                <w:rFonts w:ascii="微软雅黑" w:hAnsi="微软雅黑"/>
+              </w:rPr>
+              <w:t>]</w:t>
             </w:r>
           </w:p>
         </w:tc>
@@ -845,12 +972,12 @@
               <w:pStyle w:val="af2"/>
               <w:jc w:val="center"/>
               <w:rPr>
-                <w:rFonts w:ascii="Noto Serif CJK SC" w:eastAsia="Noto Serif CJK SC" w:hAnsi="Noto Serif CJK SC"/>
-              </w:rPr>
-            </w:pPr>
-            <w:r>
-              <w:rPr>
-                <w:rFonts w:ascii="Noto Serif CJK SC" w:eastAsia="Noto Serif CJK SC" w:hAnsi="Noto Serif CJK SC"/>
+                <w:rFonts w:ascii="微软雅黑" w:hAnsi="微软雅黑"/>
+              </w:rPr>
+            </w:pPr>
+            <w:r>
+              <w:rPr>
+                <w:rFonts w:ascii="微软雅黑" w:hAnsi="微软雅黑"/>
               </w:rPr>
               <w:t>Set</w:t>
             </w:r>
@@ -866,24 +993,24 @@
               <w:pStyle w:val="af2"/>
               <w:jc w:val="center"/>
               <w:rPr>
-                <w:rFonts w:ascii="Noto Serif CJK SC" w:eastAsia="Noto Serif CJK SC" w:hAnsi="Noto Serif CJK SC"/>
-              </w:rPr>
-            </w:pPr>
-            <w:r>
-              <w:rPr>
-                <w:rFonts w:ascii="Noto Serif CJK SC" w:eastAsia="Noto Serif CJK SC" w:hAnsi="Noto Serif CJK SC"/>
+                <w:rFonts w:ascii="微软雅黑" w:hAnsi="微软雅黑"/>
+              </w:rPr>
+            </w:pPr>
+            <w:r>
+              <w:rPr>
+                <w:rFonts w:ascii="微软雅黑" w:hAnsi="微软雅黑"/>
               </w:rPr>
               <w:t>[</w:t>
             </w:r>
             <w:r>
               <w:rPr>
-                <w:rFonts w:ascii="Noto Serif CJK SC" w:eastAsia="Noto Serif CJK SC" w:hAnsi="Noto Serif CJK SC" w:hint="eastAsia"/>
+                <w:rFonts w:ascii="微软雅黑" w:hAnsi="微软雅黑" w:hint="eastAsia"/>
               </w:rPr>
               <w:t>q</w:t>
             </w:r>
             <w:r>
               <w:rPr>
-                <w:rFonts w:ascii="Noto Serif CJK SC" w:eastAsia="Noto Serif CJK SC" w:hAnsi="Noto Serif CJK SC"/>
+                <w:rFonts w:ascii="微软雅黑" w:hAnsi="微软雅黑"/>
               </w:rPr>
               <w:t>ty]</w:t>
             </w:r>
@@ -899,14 +1026,28 @@
               <w:pStyle w:val="af2"/>
               <w:jc w:val="center"/>
               <w:rPr>
-                <w:rFonts w:ascii="Noto Serif CJK SC" w:eastAsia="Noto Serif CJK SC" w:hAnsi="Noto Serif CJK SC"/>
-              </w:rPr>
-            </w:pPr>
-            <w:r>
-              <w:rPr>
-                <w:rFonts w:ascii="Noto Serif CJK SC" w:eastAsia="Noto Serif CJK SC" w:hAnsi="Noto Serif CJK SC"/>
-              </w:rPr>
-              <w:t>[actTaxPrice]</w:t>
+                <w:rFonts w:ascii="微软雅黑" w:hAnsi="微软雅黑"/>
+              </w:rPr>
+            </w:pPr>
+            <w:r>
+              <w:rPr>
+                <w:rFonts w:ascii="微软雅黑" w:hAnsi="微软雅黑"/>
+              </w:rPr>
+              <w:t>[</w:t>
+            </w:r>
+            <w:proofErr w:type="spellStart"/>
+            <w:r>
+              <w:rPr>
+                <w:rFonts w:ascii="微软雅黑" w:hAnsi="微软雅黑"/>
+              </w:rPr>
+              <w:t>actTaxPrice</w:t>
+            </w:r>
+            <w:proofErr w:type="spellEnd"/>
+            <w:r>
+              <w:rPr>
+                <w:rFonts w:ascii="微软雅黑" w:hAnsi="微软雅黑"/>
+              </w:rPr>
+              <w:t>]</w:t>
             </w:r>
           </w:p>
         </w:tc>
@@ -920,14 +1061,28 @@
               <w:pStyle w:val="af2"/>
               <w:jc w:val="center"/>
               <w:rPr>
-                <w:rFonts w:ascii="Noto Serif CJK SC" w:eastAsia="Noto Serif CJK SC" w:hAnsi="Noto Serif CJK SC"/>
-              </w:rPr>
-            </w:pPr>
-            <w:r>
-              <w:rPr>
-                <w:rFonts w:ascii="Noto Serif CJK SC" w:eastAsia="Noto Serif CJK SC" w:hAnsi="Noto Serif CJK SC"/>
-              </w:rPr>
-              <w:t>[totalProductPrice]</w:t>
+                <w:rFonts w:ascii="微软雅黑" w:hAnsi="微软雅黑"/>
+              </w:rPr>
+            </w:pPr>
+            <w:r>
+              <w:rPr>
+                <w:rFonts w:ascii="微软雅黑" w:hAnsi="微软雅黑"/>
+              </w:rPr>
+              <w:t>[</w:t>
+            </w:r>
+            <w:proofErr w:type="spellStart"/>
+            <w:r>
+              <w:rPr>
+                <w:rFonts w:ascii="微软雅黑" w:hAnsi="微软雅黑"/>
+              </w:rPr>
+              <w:t>totalProductPrice</w:t>
+            </w:r>
+            <w:proofErr w:type="spellEnd"/>
+            <w:r>
+              <w:rPr>
+                <w:rFonts w:ascii="微软雅黑" w:hAnsi="微软雅黑"/>
+              </w:rPr>
+              <w:t>]</w:t>
             </w:r>
           </w:p>
         </w:tc>
@@ -941,14 +1096,28 @@
               <w:pStyle w:val="af2"/>
               <w:jc w:val="center"/>
               <w:rPr>
-                <w:rFonts w:ascii="Noto Serif CJK SC" w:eastAsia="Noto Serif CJK SC" w:hAnsi="Noto Serif CJK SC"/>
-              </w:rPr>
-            </w:pPr>
-            <w:r>
-              <w:rPr>
-                <w:rFonts w:ascii="Noto Serif CJK SC" w:eastAsia="Noto Serif CJK SC" w:hAnsi="Noto Serif CJK SC"/>
-              </w:rPr>
-              <w:t>[deliveryTimeFormat]</w:t>
+                <w:rFonts w:ascii="微软雅黑" w:hAnsi="微软雅黑"/>
+              </w:rPr>
+            </w:pPr>
+            <w:r>
+              <w:rPr>
+                <w:rFonts w:ascii="微软雅黑" w:hAnsi="微软雅黑"/>
+              </w:rPr>
+              <w:t>[</w:t>
+            </w:r>
+            <w:proofErr w:type="spellStart"/>
+            <w:r>
+              <w:rPr>
+                <w:rFonts w:ascii="微软雅黑" w:hAnsi="微软雅黑"/>
+              </w:rPr>
+              <w:t>deliveryTimeFormat</w:t>
+            </w:r>
+            <w:proofErr w:type="spellEnd"/>
+            <w:r>
+              <w:rPr>
+                <w:rFonts w:ascii="微软雅黑" w:hAnsi="微软雅黑"/>
+              </w:rPr>
+              <w:t>]</w:t>
             </w:r>
           </w:p>
         </w:tc>
@@ -962,12 +1131,12 @@
               <w:pStyle w:val="af2"/>
               <w:jc w:val="center"/>
               <w:rPr>
-                <w:rFonts w:ascii="Noto Serif CJK SC" w:eastAsia="Noto Serif CJK SC" w:hAnsi="Noto Serif CJK SC"/>
-              </w:rPr>
-            </w:pPr>
-            <w:r>
-              <w:rPr>
-                <w:rFonts w:ascii="Noto Serif CJK SC" w:eastAsia="Noto Serif CJK SC" w:hAnsi="Noto Serif CJK SC"/>
+                <w:rFonts w:ascii="微软雅黑" w:hAnsi="微软雅黑"/>
+              </w:rPr>
+            </w:pPr>
+            <w:r>
+              <w:rPr>
+                <w:rFonts w:ascii="微软雅黑" w:hAnsi="微软雅黑"/>
               </w:rPr>
               <w:t>[remark]</w:t>
             </w:r>
@@ -986,14 +1155,14 @@
               <w:pStyle w:val="af2"/>
               <w:ind w:firstLine="400"/>
               <w:rPr>
-                <w:rFonts w:ascii="Noto Serif CJK SC" w:eastAsia="Noto Serif CJK SC" w:hAnsi="Noto Serif CJK SC"/>
-                <w:b/>
-                <w:bCs/>
-              </w:rPr>
-            </w:pPr>
-            <w:r>
-              <w:rPr>
-                <w:rFonts w:ascii="Noto Serif CJK SC" w:eastAsia="Noto Serif CJK SC" w:hAnsi="Noto Serif CJK SC"/>
+                <w:rFonts w:ascii="微软雅黑" w:hAnsi="微软雅黑"/>
+                <w:b/>
+                <w:bCs/>
+              </w:rPr>
+            </w:pPr>
+            <w:r>
+              <w:rPr>
+                <w:rFonts w:ascii="微软雅黑" w:hAnsi="微软雅黑"/>
                 <w:b/>
                 <w:bCs/>
                 <w:sz w:val="20"/>
@@ -1013,9 +1182,6 @@
               <w:pStyle w:val="af2"/>
               <w:ind w:firstLine="360"/>
               <w:jc w:val="center"/>
-              <w:rPr>
-                <w:rFonts w:ascii="Noto Serif CJK SC" w:eastAsia="Noto Serif CJK SC" w:hAnsi="Noto Serif CJK SC"/>
-              </w:rPr>
             </w:pPr>
           </w:p>
         </w:tc>
@@ -1029,14 +1195,28 @@
               <w:pStyle w:val="af2"/>
               <w:jc w:val="center"/>
               <w:rPr>
-                <w:rFonts w:ascii="Noto Serif CJK SC" w:eastAsia="Noto Serif CJK SC" w:hAnsi="Noto Serif CJK SC"/>
-              </w:rPr>
-            </w:pPr>
-            <w:r>
-              <w:rPr>
-                <w:rFonts w:ascii="Noto Serif CJK SC" w:eastAsia="Noto Serif CJK SC" w:hAnsi="Noto Serif CJK SC"/>
-              </w:rPr>
-              <w:t>{{totalCount}}</w:t>
+                <w:rFonts w:ascii="微软雅黑" w:hAnsi="微软雅黑"/>
+              </w:rPr>
+            </w:pPr>
+            <w:r>
+              <w:rPr>
+                <w:rFonts w:ascii="微软雅黑" w:hAnsi="微软雅黑"/>
+              </w:rPr>
+              <w:t>{{</w:t>
+            </w:r>
+            <w:proofErr w:type="spellStart"/>
+            <w:r>
+              <w:rPr>
+                <w:rFonts w:ascii="微软雅黑" w:hAnsi="微软雅黑"/>
+              </w:rPr>
+              <w:t>totalCount</w:t>
+            </w:r>
+            <w:proofErr w:type="spellEnd"/>
+            <w:r>
+              <w:rPr>
+                <w:rFonts w:ascii="微软雅黑" w:hAnsi="微软雅黑"/>
+              </w:rPr>
+              <w:t>}}</w:t>
             </w:r>
           </w:p>
         </w:tc>
@@ -1051,7 +1231,7 @@
               <w:ind w:firstLine="360"/>
               <w:jc w:val="center"/>
               <w:rPr>
-                <w:rFonts w:ascii="Noto Serif CJK SC" w:eastAsia="Noto Serif CJK SC" w:hAnsi="Noto Serif CJK SC"/>
+                <w:rFonts w:ascii="微软雅黑" w:hAnsi="微软雅黑"/>
               </w:rPr>
             </w:pPr>
           </w:p>
@@ -1066,14 +1246,28 @@
               <w:pStyle w:val="af2"/>
               <w:jc w:val="center"/>
               <w:rPr>
-                <w:rFonts w:ascii="Noto Serif CJK SC" w:eastAsia="Noto Serif CJK SC" w:hAnsi="Noto Serif CJK SC"/>
-              </w:rPr>
-            </w:pPr>
-            <w:r>
-              <w:rPr>
-                <w:rFonts w:ascii="Noto Serif CJK SC" w:eastAsia="Noto Serif CJK SC" w:hAnsi="Noto Serif CJK SC"/>
-              </w:rPr>
-              <w:t>{{totalPrice}}</w:t>
+                <w:rFonts w:ascii="微软雅黑" w:hAnsi="微软雅黑"/>
+              </w:rPr>
+            </w:pPr>
+            <w:r>
+              <w:rPr>
+                <w:rFonts w:ascii="微软雅黑" w:hAnsi="微软雅黑"/>
+              </w:rPr>
+              <w:t>{{</w:t>
+            </w:r>
+            <w:proofErr w:type="spellStart"/>
+            <w:r>
+              <w:rPr>
+                <w:rFonts w:ascii="微软雅黑" w:hAnsi="微软雅黑"/>
+              </w:rPr>
+              <w:t>totalPrice</w:t>
+            </w:r>
+            <w:proofErr w:type="spellEnd"/>
+            <w:r>
+              <w:rPr>
+                <w:rFonts w:ascii="微软雅黑" w:hAnsi="微软雅黑"/>
+              </w:rPr>
+              <w:t>}}</w:t>
             </w:r>
           </w:p>
         </w:tc>
@@ -1088,7 +1282,7 @@
               <w:ind w:firstLine="360"/>
               <w:jc w:val="center"/>
               <w:rPr>
-                <w:rFonts w:ascii="Noto Serif CJK SC" w:eastAsia="Noto Serif CJK SC" w:hAnsi="Noto Serif CJK SC"/>
+                <w:rFonts w:ascii="微软雅黑" w:hAnsi="微软雅黑"/>
               </w:rPr>
             </w:pPr>
           </w:p>
@@ -1104,7 +1298,7 @@
               <w:ind w:firstLine="360"/>
               <w:jc w:val="center"/>
               <w:rPr>
-                <w:rFonts w:ascii="Noto Serif CJK SC" w:eastAsia="Noto Serif CJK SC" w:hAnsi="Noto Serif CJK SC"/>
+                <w:rFonts w:ascii="微软雅黑" w:hAnsi="微软雅黑"/>
               </w:rPr>
             </w:pPr>
           </w:p>
@@ -1115,14 +1309,14 @@
       <w:pPr>
         <w:pStyle w:val="2"/>
         <w:rPr>
-          <w:rFonts w:ascii="Noto Serif CJK SC" w:eastAsia="Noto Serif CJK SC" w:hAnsi="Noto Serif CJK SC"/>
+          <w:rFonts w:ascii="微软雅黑" w:hAnsi="微软雅黑"/>
           <w:sz w:val="21"/>
           <w:szCs w:val="21"/>
         </w:rPr>
       </w:pPr>
       <w:r>
         <w:rPr>
-          <w:rFonts w:ascii="Noto Serif CJK SC" w:eastAsia="Noto Serif CJK SC" w:hAnsi="Noto Serif CJK SC"/>
+          <w:rFonts w:ascii="微软雅黑" w:hAnsi="微软雅黑"/>
           <w:sz w:val="21"/>
           <w:szCs w:val="21"/>
         </w:rPr>
@@ -1130,41 +1324,17 @@
       </w:r>
     </w:p>
     <w:p>
-      <w:pPr>
-        <w:rPr>
-          <w:rFonts w:ascii="Noto Serif CJK SC" w:eastAsia="Noto Serif CJK SC" w:hAnsi="Noto Serif CJK SC"/>
-        </w:rPr>
-      </w:pPr>
-      <w:r>
-        <w:rPr>
-          <w:rFonts w:ascii="Noto Serif CJK SC" w:eastAsia="Noto Serif CJK SC" w:hAnsi="Noto Serif CJK SC"/>
-        </w:rPr>
+      <w:r>
         <w:t>The contract price will be calculated based on the actual shipping quantity</w:t>
       </w:r>
     </w:p>
     <w:p>
-      <w:pPr>
-        <w:rPr>
-          <w:rFonts w:ascii="Noto Serif CJK SC" w:eastAsia="Noto Serif CJK SC" w:hAnsi="Noto Serif CJK SC"/>
-        </w:rPr>
-      </w:pPr>
-      <w:r>
-        <w:rPr>
-          <w:rFonts w:ascii="Noto Serif CJK SC" w:eastAsia="Noto Serif CJK SC" w:hAnsi="Noto Serif CJK SC"/>
-        </w:rPr>
+      <w:r>
         <w:t>The packing list should indicate the weight of a balk and quantity of bales.</w:t>
       </w:r>
     </w:p>
     <w:p>
-      <w:pPr>
-        <w:rPr>
-          <w:rFonts w:ascii="Noto Serif CJK SC" w:eastAsia="Noto Serif CJK SC" w:hAnsi="Noto Serif CJK SC"/>
-        </w:rPr>
-      </w:pPr>
-      <w:r>
-        <w:rPr>
-          <w:rFonts w:ascii="Noto Serif CJK SC" w:eastAsia="Noto Serif CJK SC" w:hAnsi="Noto Serif CJK SC"/>
-        </w:rPr>
+      <w:r>
         <w:t>As seller's packing list indicated.</w:t>
       </w:r>
     </w:p>
@@ -1172,14 +1342,14 @@
       <w:pPr>
         <w:pStyle w:val="2"/>
         <w:rPr>
-          <w:rFonts w:ascii="Noto Serif CJK SC" w:eastAsia="Noto Serif CJK SC" w:hAnsi="Noto Serif CJK SC"/>
+          <w:rFonts w:ascii="微软雅黑" w:hAnsi="微软雅黑"/>
           <w:sz w:val="21"/>
           <w:szCs w:val="21"/>
         </w:rPr>
       </w:pPr>
       <w:r>
         <w:rPr>
-          <w:rFonts w:ascii="Noto Serif CJK SC" w:eastAsia="Noto Serif CJK SC" w:hAnsi="Noto Serif CJK SC"/>
+          <w:rFonts w:ascii="微软雅黑" w:hAnsi="微软雅黑"/>
           <w:sz w:val="21"/>
           <w:szCs w:val="21"/>
         </w:rPr>
@@ -1192,14 +1362,8 @@
           <w:ilvl w:val="0"/>
           <w:numId w:val="3"/>
         </w:numPr>
-        <w:rPr>
-          <w:rFonts w:ascii="Noto Serif CJK SC" w:eastAsia="Noto Serif CJK SC" w:hAnsi="Noto Serif CJK SC"/>
-        </w:rPr>
-      </w:pPr>
-      <w:r>
-        <w:rPr>
-          <w:rFonts w:ascii="Noto Serif CJK SC" w:eastAsia="Noto Serif CJK SC" w:hAnsi="Noto Serif CJK SC"/>
-        </w:rPr>
+      </w:pPr>
+      <w:r>
         <w:t>The seller is responsible to load products into the container.</w:t>
       </w:r>
     </w:p>
@@ -1209,15 +1373,19 @@
           <w:ilvl w:val="0"/>
           <w:numId w:val="3"/>
         </w:numPr>
-        <w:rPr>
-          <w:rFonts w:ascii="Noto Serif CJK SC" w:eastAsia="Noto Serif CJK SC" w:hAnsi="Noto Serif CJK SC"/>
-        </w:rPr>
-      </w:pPr>
-      <w:r>
-        <w:rPr>
-          <w:rFonts w:ascii="Noto Serif CJK SC" w:eastAsia="Noto Serif CJK SC" w:hAnsi="Noto Serif CJK SC"/>
-        </w:rPr>
-        <w:t>Loading date:will be confirmed by the buyer half a month before shipment.</w:t>
+      </w:pPr>
+      <w:r>
+        <w:t xml:space="preserve">Loading </w:t>
+      </w:r>
+      <w:proofErr w:type="spellStart"/>
+      <w:proofErr w:type="gramStart"/>
+      <w:r>
+        <w:t>date:will</w:t>
+      </w:r>
+      <w:proofErr w:type="spellEnd"/>
+      <w:proofErr w:type="gramEnd"/>
+      <w:r>
+        <w:t xml:space="preserve"> be confirmed by the buyer half a month before shipment.</w:t>
       </w:r>
     </w:p>
     <w:p>
@@ -1226,15 +1394,17 @@
           <w:ilvl w:val="0"/>
           <w:numId w:val="3"/>
         </w:numPr>
-        <w:rPr>
-          <w:rFonts w:ascii="Noto Serif CJK SC" w:eastAsia="Noto Serif CJK SC" w:hAnsi="Noto Serif CJK SC"/>
-        </w:rPr>
-      </w:pPr>
-      <w:r>
-        <w:rPr>
-          <w:rFonts w:ascii="Noto Serif CJK SC" w:eastAsia="Noto Serif CJK SC" w:hAnsi="Noto Serif CJK SC"/>
-        </w:rPr>
-        <w:t>Port of shipment: {{portOfLoading}}</w:t>
+      </w:pPr>
+      <w:r>
+        <w:t>Port of shipment: {{</w:t>
+      </w:r>
+      <w:proofErr w:type="spellStart"/>
+      <w:r>
+        <w:t>portOfLoading</w:t>
+      </w:r>
+      <w:proofErr w:type="spellEnd"/>
+      <w:r>
+        <w:t>}}</w:t>
       </w:r>
     </w:p>
     <w:p>
@@ -1243,29 +1413,31 @@
           <w:ilvl w:val="0"/>
           <w:numId w:val="3"/>
         </w:numPr>
-        <w:rPr>
-          <w:rFonts w:ascii="Noto Serif CJK SC" w:eastAsia="Noto Serif CJK SC" w:hAnsi="Noto Serif CJK SC"/>
-        </w:rPr>
-      </w:pPr>
-      <w:r>
-        <w:rPr>
-          <w:rFonts w:ascii="Noto Serif CJK SC" w:eastAsia="Noto Serif CJK SC" w:hAnsi="Noto Serif CJK SC"/>
-        </w:rPr>
-        <w:t>Port of destination: {{portOfDischarge}}</w:t>
+      </w:pPr>
+      <w:r>
+        <w:t>Port of destination: {{</w:t>
+      </w:r>
+      <w:proofErr w:type="spellStart"/>
+      <w:r>
+        <w:t>portOfDischarge</w:t>
+      </w:r>
+      <w:proofErr w:type="spellEnd"/>
+      <w:r>
+        <w:t>}}</w:t>
       </w:r>
     </w:p>
     <w:p>
       <w:pPr>
         <w:pStyle w:val="2"/>
         <w:rPr>
-          <w:rFonts w:ascii="Noto Serif CJK SC" w:eastAsia="Noto Serif CJK SC" w:hAnsi="Noto Serif CJK SC"/>
+          <w:rFonts w:ascii="微软雅黑" w:hAnsi="微软雅黑"/>
           <w:sz w:val="21"/>
           <w:szCs w:val="21"/>
         </w:rPr>
       </w:pPr>
       <w:r>
         <w:rPr>
-          <w:rFonts w:ascii="Noto Serif CJK SC" w:eastAsia="Noto Serif CJK SC" w:hAnsi="Noto Serif CJK SC"/>
+          <w:rFonts w:ascii="微软雅黑" w:hAnsi="微软雅黑"/>
           <w:sz w:val="21"/>
           <w:szCs w:val="21"/>
         </w:rPr>
@@ -1279,14 +1451,8 @@
           <w:numId w:val="0"/>
         </w:numPr>
         <w:ind w:left="440"/>
-        <w:rPr>
-          <w:rFonts w:ascii="Noto Serif CJK SC" w:eastAsia="Noto Serif CJK SC" w:hAnsi="Noto Serif CJK SC"/>
-        </w:rPr>
-      </w:pPr>
-      <w:r>
-        <w:rPr>
-          <w:rFonts w:ascii="Noto Serif CJK SC" w:eastAsia="Noto Serif CJK SC" w:hAnsi="Noto Serif CJK SC"/>
-        </w:rPr>
+      </w:pPr>
+      <w:r>
         <w:t>As per the descriptions, pictures, and samples confirmed by both parties.</w:t>
       </w:r>
     </w:p>
@@ -1294,18 +1460,17 @@
       <w:pPr>
         <w:pStyle w:val="2"/>
         <w:rPr>
-          <w:rFonts w:ascii="Noto Serif CJK SC" w:eastAsia="Noto Serif CJK SC" w:hAnsi="Noto Serif CJK SC"/>
+          <w:rFonts w:ascii="微软雅黑" w:hAnsi="微软雅黑"/>
           <w:sz w:val="21"/>
           <w:szCs w:val="21"/>
         </w:rPr>
       </w:pPr>
       <w:r>
         <w:rPr>
-          <w:rFonts w:ascii="Noto Serif CJK SC" w:eastAsia="Noto Serif CJK SC" w:hAnsi="Noto Serif CJK SC"/>
+          <w:rFonts w:ascii="微软雅黑" w:hAnsi="微软雅黑"/>
           <w:sz w:val="21"/>
           <w:szCs w:val="21"/>
         </w:rPr>
-        <w:lastRenderedPageBreak/>
         <w:t>Terms of Payment</w:t>
       </w:r>
     </w:p>
@@ -1315,48 +1480,47 @@
           <w:ilvl w:val="0"/>
           <w:numId w:val="4"/>
         </w:numPr>
-        <w:rPr>
-          <w:rFonts w:ascii="Noto Serif CJK SC" w:eastAsia="Noto Serif CJK SC" w:hAnsi="Noto Serif CJK SC"/>
-        </w:rPr>
-      </w:pPr>
-      <w:r>
-        <w:rPr>
-          <w:rFonts w:ascii="Noto Serif CJK SC" w:eastAsia="Noto Serif CJK SC" w:hAnsi="Noto Serif CJK SC"/>
-        </w:rPr>
-        <w:t>{{paymentTerms}}</w:t>
+      </w:pPr>
+      <w:r>
+        <w:t>{{</w:t>
+      </w:r>
+      <w:proofErr w:type="spellStart"/>
+      <w:r>
+        <w:t>paymentTerms</w:t>
+      </w:r>
+      <w:proofErr w:type="spellEnd"/>
+      <w:r>
+        <w:t>}}</w:t>
       </w:r>
     </w:p>
     <w:p>
-      <w:pPr>
-        <w:rPr>
-          <w:rFonts w:ascii="Noto Serif CJK SC" w:eastAsia="Noto Serif CJK SC" w:hAnsi="Noto Serif CJK SC"/>
-        </w:rPr>
-      </w:pPr>
-      <w:r>
-        <w:rPr>
-          <w:rFonts w:ascii="Noto Serif CJK SC" w:eastAsia="Noto Serif CJK SC" w:hAnsi="Noto Serif CJK SC"/>
-        </w:rPr>
+      <w:r>
         <w:t>Shipping Terms: FOB</w:t>
       </w:r>
       <w:r>
-        <w:rPr>
-          <w:rFonts w:ascii="Noto Serif CJK SC" w:eastAsia="Noto Serif CJK SC" w:hAnsi="Noto Serif CJK SC"/>
-        </w:rPr>
-        <w:t xml:space="preserve"> {{portOfDischarge}}</w:t>
+        <w:t xml:space="preserve"> {{</w:t>
+      </w:r>
+      <w:proofErr w:type="spellStart"/>
+      <w:r>
+        <w:t>portOfDischarge</w:t>
+      </w:r>
+      <w:proofErr w:type="spellEnd"/>
+      <w:r>
+        <w:t>}}</w:t>
       </w:r>
     </w:p>
     <w:p>
       <w:pPr>
         <w:pStyle w:val="2"/>
         <w:rPr>
-          <w:rFonts w:ascii="Noto Serif CJK SC" w:eastAsia="Noto Serif CJK SC" w:hAnsi="Noto Serif CJK SC"/>
+          <w:rFonts w:ascii="微软雅黑" w:hAnsi="微软雅黑"/>
           <w:sz w:val="21"/>
           <w:szCs w:val="21"/>
         </w:rPr>
       </w:pPr>
       <w:r>
         <w:rPr>
-          <w:rFonts w:ascii="Noto Serif CJK SC" w:eastAsia="Noto Serif CJK SC" w:hAnsi="Noto Serif CJK SC"/>
+          <w:rFonts w:ascii="微软雅黑" w:hAnsi="微软雅黑"/>
           <w:sz w:val="21"/>
           <w:szCs w:val="21"/>
         </w:rPr>
@@ -1369,14 +1533,8 @@
           <w:ilvl w:val="0"/>
           <w:numId w:val="5"/>
         </w:numPr>
-        <w:rPr>
-          <w:rFonts w:ascii="Noto Serif CJK SC" w:eastAsia="Noto Serif CJK SC" w:hAnsi="Noto Serif CJK SC"/>
-        </w:rPr>
-      </w:pPr>
-      <w:r>
-        <w:rPr>
-          <w:rFonts w:ascii="Noto Serif CJK SC" w:eastAsia="Noto Serif CJK SC" w:hAnsi="Noto Serif CJK SC"/>
-        </w:rPr>
+      </w:pPr>
+      <w:r>
         <w:t>Products must pass the inspection standards outlined in the contract appendix, and an inspection report approved by the Buyer must be obtained before shipment.</w:t>
       </w:r>
     </w:p>
@@ -1386,14 +1544,8 @@
           <w:ilvl w:val="0"/>
           <w:numId w:val="5"/>
         </w:numPr>
-        <w:rPr>
-          <w:rFonts w:ascii="Noto Serif CJK SC" w:eastAsia="Noto Serif CJK SC" w:hAnsi="Noto Serif CJK SC"/>
-        </w:rPr>
-      </w:pPr>
-      <w:r>
-        <w:rPr>
-          <w:rFonts w:ascii="Noto Serif CJK SC" w:eastAsia="Noto Serif CJK SC" w:hAnsi="Noto Serif CJK SC"/>
-        </w:rPr>
+      </w:pPr>
+      <w:r>
         <w:t>Buyer's inspection to be as final.</w:t>
       </w:r>
     </w:p>
@@ -1403,14 +1555,8 @@
           <w:ilvl w:val="0"/>
           <w:numId w:val="5"/>
         </w:numPr>
-        <w:rPr>
-          <w:rFonts w:ascii="Noto Serif CJK SC" w:eastAsia="Noto Serif CJK SC" w:hAnsi="Noto Serif CJK SC"/>
-        </w:rPr>
-      </w:pPr>
-      <w:r>
-        <w:rPr>
-          <w:rFonts w:ascii="Noto Serif CJK SC" w:eastAsia="Noto Serif CJK SC" w:hAnsi="Noto Serif CJK SC"/>
-        </w:rPr>
+      </w:pPr>
+      <w:r>
         <w:t>The buyer has the right of inspecting the contracted goods before the shipment.</w:t>
       </w:r>
     </w:p>
@@ -1418,14 +1564,14 @@
       <w:pPr>
         <w:pStyle w:val="2"/>
         <w:rPr>
-          <w:rFonts w:ascii="Noto Serif CJK SC" w:eastAsia="Noto Serif CJK SC" w:hAnsi="Noto Serif CJK SC"/>
+          <w:rFonts w:ascii="微软雅黑" w:hAnsi="微软雅黑"/>
           <w:sz w:val="21"/>
           <w:szCs w:val="21"/>
         </w:rPr>
       </w:pPr>
       <w:r>
         <w:rPr>
-          <w:rFonts w:ascii="Noto Serif CJK SC" w:eastAsia="Noto Serif CJK SC" w:hAnsi="Noto Serif CJK SC"/>
+          <w:rFonts w:ascii="微软雅黑" w:hAnsi="微软雅黑"/>
           <w:sz w:val="21"/>
           <w:szCs w:val="21"/>
         </w:rPr>
@@ -1439,29 +1585,33 @@
           <w:numId w:val="0"/>
         </w:numPr>
         <w:ind w:left="440"/>
-        <w:rPr>
-          <w:rFonts w:ascii="Noto Serif CJK SC" w:eastAsia="Noto Serif CJK SC" w:hAnsi="Noto Serif CJK SC"/>
-        </w:rPr>
-      </w:pPr>
-      <w:r>
-        <w:rPr>
-          <w:rFonts w:ascii="Noto Serif CJK SC" w:eastAsia="Noto Serif CJK SC" w:hAnsi="Noto Serif CJK SC"/>
-        </w:rPr>
-        <w:t>If due to the production of quality problems,the loss will be taken by seller.</w:t>
+      </w:pPr>
+      <w:r>
+        <w:t xml:space="preserve">If due to the production of quality </w:t>
+      </w:r>
+      <w:proofErr w:type="spellStart"/>
+      <w:proofErr w:type="gramStart"/>
+      <w:r>
+        <w:t>problems,the</w:t>
+      </w:r>
+      <w:proofErr w:type="spellEnd"/>
+      <w:proofErr w:type="gramEnd"/>
+      <w:r>
+        <w:t xml:space="preserve"> loss will be taken by seller.</w:t>
       </w:r>
     </w:p>
     <w:p>
       <w:pPr>
         <w:pStyle w:val="2"/>
         <w:rPr>
-          <w:rFonts w:ascii="Noto Serif CJK SC" w:eastAsia="Noto Serif CJK SC" w:hAnsi="Noto Serif CJK SC"/>
+          <w:rFonts w:ascii="微软雅黑" w:hAnsi="微软雅黑"/>
           <w:sz w:val="21"/>
           <w:szCs w:val="21"/>
         </w:rPr>
       </w:pPr>
       <w:r>
         <w:rPr>
-          <w:rFonts w:ascii="Noto Serif CJK SC" w:eastAsia="Noto Serif CJK SC" w:hAnsi="Noto Serif CJK SC"/>
+          <w:rFonts w:ascii="微软雅黑" w:hAnsi="微软雅黑"/>
           <w:sz w:val="21"/>
           <w:szCs w:val="21"/>
         </w:rPr>
@@ -1473,24 +1623,113 @@
         <w:pStyle w:val="af2"/>
         <w:ind w:leftChars="200" w:left="360" w:firstLineChars="200" w:firstLine="360"/>
         <w:rPr>
-          <w:rFonts w:ascii="Noto Serif CJK SC" w:eastAsia="Noto Serif CJK SC" w:hAnsi="Noto Serif CJK SC"/>
+          <w:rFonts w:ascii="微软雅黑" w:hAnsi="微软雅黑"/>
         </w:rPr>
       </w:pPr>
       <w:r>
         <w:rPr>
-          <w:rFonts w:ascii="Noto Serif CJK SC" w:eastAsia="Noto Serif CJK SC" w:hAnsi="Noto Serif CJK SC"/>
+          <w:rFonts w:ascii="微软雅黑" w:hAnsi="微软雅黑"/>
         </w:rPr>
-        <w:t>Concerning the conclusion,validity,interpretation,performance,resolution of the contract,the laws of the People's Republicof China shall apply.All disputes in connection with the contract or the execution thereof shall be settled through friendly negotiations. If no settlement can be reached through negotiation, the case in dispute shall then be submitted for arbitration to China International Economic and Trade Arbitration Commission, the place of arbitration and oral hearing shall be Ningbo, Zhejiang</w:t>
-      </w:r>
+        <w:t xml:space="preserve">Concerning the </w:t>
+      </w:r>
+      <w:proofErr w:type="spellStart"/>
+      <w:proofErr w:type="gramStart"/>
       <w:r>
         <w:rPr>
-          <w:rFonts w:ascii="Noto Serif CJK SC" w:eastAsia="Noto Serif CJK SC" w:hAnsi="Noto Serif CJK SC" w:hint="eastAsia"/>
+          <w:rFonts w:ascii="微软雅黑" w:hAnsi="微软雅黑"/>
+        </w:rPr>
+        <w:t>conclusion,validity</w:t>
+      </w:r>
+      <w:proofErr w:type="gramEnd"/>
+      <w:r>
+        <w:rPr>
+          <w:rFonts w:ascii="微软雅黑" w:hAnsi="微软雅黑"/>
         </w:rPr>
         <w:t>,</w:t>
       </w:r>
+      <w:proofErr w:type="gramStart"/>
       <w:r>
         <w:rPr>
-          <w:rFonts w:ascii="Noto Serif CJK SC" w:eastAsia="Noto Serif CJK SC" w:hAnsi="Noto Serif CJK SC"/>
+          <w:rFonts w:ascii="微软雅黑" w:hAnsi="微软雅黑"/>
+        </w:rPr>
+        <w:t>interpretation,performance</w:t>
+      </w:r>
+      <w:proofErr w:type="gramEnd"/>
+      <w:r>
+        <w:rPr>
+          <w:rFonts w:ascii="微软雅黑" w:hAnsi="微软雅黑"/>
+        </w:rPr>
+        <w:t>,resolution</w:t>
+      </w:r>
+      <w:proofErr w:type="spellEnd"/>
+      <w:r>
+        <w:rPr>
+          <w:rFonts w:ascii="微软雅黑" w:hAnsi="微软雅黑"/>
+        </w:rPr>
+        <w:t xml:space="preserve"> of the </w:t>
+      </w:r>
+      <w:proofErr w:type="spellStart"/>
+      <w:proofErr w:type="gramStart"/>
+      <w:r>
+        <w:rPr>
+          <w:rFonts w:ascii="微软雅黑" w:hAnsi="微软雅黑"/>
+        </w:rPr>
+        <w:t>contract,the</w:t>
+      </w:r>
+      <w:proofErr w:type="spellEnd"/>
+      <w:proofErr w:type="gramEnd"/>
+      <w:r>
+        <w:rPr>
+          <w:rFonts w:ascii="微软雅黑" w:hAnsi="微软雅黑"/>
+        </w:rPr>
+        <w:t xml:space="preserve"> laws of the People's </w:t>
+      </w:r>
+      <w:proofErr w:type="spellStart"/>
+      <w:r>
+        <w:rPr>
+          <w:rFonts w:ascii="微软雅黑" w:hAnsi="微软雅黑"/>
+        </w:rPr>
+        <w:t>Republicof</w:t>
+      </w:r>
+      <w:proofErr w:type="spellEnd"/>
+      <w:r>
+        <w:rPr>
+          <w:rFonts w:ascii="微软雅黑" w:hAnsi="微软雅黑"/>
+        </w:rPr>
+        <w:t xml:space="preserve"> </w:t>
+      </w:r>
+      <w:r>
+        <w:rPr>
+          <w:rFonts w:ascii="微软雅黑" w:hAnsi="微软雅黑"/>
+        </w:rPr>
+        <w:lastRenderedPageBreak/>
+        <w:t xml:space="preserve">China shall </w:t>
+      </w:r>
+      <w:proofErr w:type="spellStart"/>
+      <w:proofErr w:type="gramStart"/>
+      <w:r>
+        <w:rPr>
+          <w:rFonts w:ascii="微软雅黑" w:hAnsi="微软雅黑"/>
+        </w:rPr>
+        <w:t>apply.All</w:t>
+      </w:r>
+      <w:proofErr w:type="spellEnd"/>
+      <w:proofErr w:type="gramEnd"/>
+      <w:r>
+        <w:rPr>
+          <w:rFonts w:ascii="微软雅黑" w:hAnsi="微软雅黑"/>
+        </w:rPr>
+        <w:t xml:space="preserve"> disputes in connection with the contract or the execution thereof shall be settled through friendly negotiations. If no settlement can be reached through negotiation, the case in dispute shall then be submitted for arbitration to China International Economic and Trade Arbitration Commission, the place of arbitration and oral hearing shall be Ningbo, Zhejiang</w:t>
+      </w:r>
+      <w:r>
+        <w:rPr>
+          <w:rFonts w:ascii="微软雅黑" w:hAnsi="微软雅黑" w:hint="eastAsia"/>
+        </w:rPr>
+        <w:t>,</w:t>
+      </w:r>
+      <w:r>
+        <w:rPr>
+          <w:rFonts w:ascii="微软雅黑" w:hAnsi="微软雅黑"/>
         </w:rPr>
         <w:t xml:space="preserve"> China.</w:t>
       </w:r>
@@ -1499,14 +1738,14 @@
       <w:pPr>
         <w:pStyle w:val="2"/>
         <w:rPr>
-          <w:rFonts w:ascii="Noto Serif CJK SC" w:eastAsia="Noto Serif CJK SC" w:hAnsi="Noto Serif CJK SC"/>
+          <w:rFonts w:ascii="微软雅黑" w:hAnsi="微软雅黑"/>
           <w:sz w:val="21"/>
           <w:szCs w:val="21"/>
         </w:rPr>
       </w:pPr>
       <w:r>
         <w:rPr>
-          <w:rFonts w:ascii="Noto Serif CJK SC" w:eastAsia="Noto Serif CJK SC" w:hAnsi="Noto Serif CJK SC"/>
+          <w:rFonts w:ascii="微软雅黑" w:hAnsi="微软雅黑"/>
           <w:sz w:val="21"/>
           <w:szCs w:val="21"/>
         </w:rPr>
@@ -1520,14 +1759,8 @@
           <w:numId w:val="6"/>
         </w:numPr>
         <w:ind w:left="442" w:hanging="329"/>
-        <w:rPr>
-          <w:rFonts w:ascii="Noto Serif CJK SC" w:eastAsia="Noto Serif CJK SC" w:hAnsi="Noto Serif CJK SC"/>
-        </w:rPr>
-      </w:pPr>
-      <w:r>
-        <w:rPr>
-          <w:rFonts w:ascii="Noto Serif CJK SC" w:eastAsia="Noto Serif CJK SC" w:hAnsi="Noto Serif CJK SC"/>
-        </w:rPr>
+      </w:pPr>
+      <w:r>
         <w:t>The contract is in 2 copies, one copy for each party, effective since being signed and stamped by both parties, any manual modification without legal force.</w:t>
       </w:r>
     </w:p>
@@ -1537,14 +1770,8 @@
           <w:ilvl w:val="0"/>
           <w:numId w:val="6"/>
         </w:numPr>
-        <w:rPr>
-          <w:rFonts w:ascii="Noto Serif CJK SC" w:eastAsia="Noto Serif CJK SC" w:hAnsi="Noto Serif CJK SC"/>
-        </w:rPr>
-      </w:pPr>
-      <w:r>
-        <w:rPr>
-          <w:rFonts w:ascii="Noto Serif CJK SC" w:eastAsia="Noto Serif CJK SC" w:hAnsi="Noto Serif CJK SC"/>
-        </w:rPr>
+      </w:pPr>
+      <w:r>
         <w:t>Contract appendix: appendix shall be the integral parts of this contract and shall have the same legal force as the present contract.</w:t>
       </w:r>
     </w:p>
@@ -1552,14 +1779,14 @@
       <w:pPr>
         <w:pStyle w:val="2"/>
         <w:rPr>
-          <w:rFonts w:ascii="Noto Serif CJK SC" w:eastAsia="Noto Serif CJK SC" w:hAnsi="Noto Serif CJK SC"/>
+          <w:rFonts w:ascii="微软雅黑" w:hAnsi="微软雅黑"/>
           <w:sz w:val="21"/>
           <w:szCs w:val="21"/>
         </w:rPr>
       </w:pPr>
       <w:r>
         <w:rPr>
-          <w:rFonts w:ascii="Noto Serif CJK SC" w:eastAsia="Noto Serif CJK SC" w:hAnsi="Noto Serif CJK SC"/>
+          <w:rFonts w:ascii="微软雅黑" w:hAnsi="微软雅黑"/>
           <w:sz w:val="21"/>
           <w:szCs w:val="21"/>
         </w:rPr>
@@ -1573,14 +1800,8 @@
           <w:numId w:val="0"/>
         </w:numPr>
         <w:ind w:left="442" w:firstLineChars="200" w:firstLine="360"/>
-        <w:rPr>
-          <w:rFonts w:ascii="Noto Serif CJK SC" w:eastAsia="Noto Serif CJK SC" w:hAnsi="Noto Serif CJK SC"/>
-        </w:rPr>
-      </w:pPr>
-      <w:r>
-        <w:rPr>
-          <w:rFonts w:ascii="Noto Serif CJK SC" w:eastAsia="Noto Serif CJK SC" w:hAnsi="Noto Serif CJK SC"/>
-        </w:rPr>
+      </w:pPr>
+      <w:r>
         <w:t>Place of Signing: Ningbo, Zhejiang, China P. R</w:t>
       </w:r>
     </w:p>
@@ -1591,9 +1812,6 @@
           <w:numId w:val="0"/>
         </w:numPr>
         <w:ind w:left="440"/>
-        <w:rPr>
-          <w:rFonts w:ascii="Noto Serif CJK SC" w:eastAsia="Noto Serif CJK SC" w:hAnsi="Noto Serif CJK SC"/>
-        </w:rPr>
       </w:pPr>
     </w:p>
     <w:p>
@@ -1603,9 +1821,6 @@
           <w:numId w:val="0"/>
         </w:numPr>
         <w:ind w:left="440"/>
-        <w:rPr>
-          <w:rFonts w:ascii="Noto Serif CJK SC" w:eastAsia="Noto Serif CJK SC" w:hAnsi="Noto Serif CJK SC"/>
-        </w:rPr>
       </w:pPr>
     </w:p>
     <w:tbl>
@@ -1643,32 +1858,22 @@
                 <w:numId w:val="0"/>
               </w:numPr>
               <w:ind w:left="440"/>
-              <w:rPr>
-                <w:rFonts w:ascii="Noto Serif CJK SC" w:eastAsia="Noto Serif CJK SC" w:hAnsi="Noto Serif CJK SC"/>
-              </w:rPr>
-            </w:pPr>
-            <w:r>
-              <w:rPr>
-                <w:rFonts w:ascii="Noto Serif CJK SC" w:eastAsia="Noto Serif CJK SC" w:hAnsi="Noto Serif CJK SC"/>
-              </w:rPr>
-              <w:lastRenderedPageBreak/>
+            </w:pPr>
+            <w:r>
               <w:t>BUYER :（Sign）</w:t>
             </w:r>
             <w:r>
               <w:rPr>
-                <w:rFonts w:ascii="Noto Serif CJK SC" w:eastAsia="Noto Serif CJK SC" w:hAnsi="Noto Serif CJK SC" w:hint="eastAsia"/>
+                <w:rFonts w:hint="eastAsia"/>
               </w:rPr>
               <w:t>{{</w:t>
             </w:r>
             <w:r>
-              <w:rPr>
-                <w:rFonts w:ascii="Noto Serif CJK SC" w:eastAsia="Noto Serif CJK SC" w:hAnsi="Noto Serif CJK SC"/>
-              </w:rPr>
               <w:t>a.name</w:t>
             </w:r>
             <w:r>
               <w:rPr>
-                <w:rFonts w:ascii="Noto Serif CJK SC" w:eastAsia="Noto Serif CJK SC" w:hAnsi="Noto Serif CJK SC" w:hint="eastAsia"/>
+                <w:rFonts w:hint="eastAsia"/>
               </w:rPr>
               <w:t>}}</w:t>
             </w:r>
@@ -1685,14 +1890,8 @@
                 <w:numId w:val="0"/>
               </w:numPr>
               <w:ind w:left="440"/>
-              <w:rPr>
-                <w:rFonts w:ascii="Noto Serif CJK SC" w:eastAsia="Noto Serif CJK SC" w:hAnsi="Noto Serif CJK SC"/>
-              </w:rPr>
-            </w:pPr>
-            <w:r>
-              <w:rPr>
-                <w:rFonts w:ascii="Noto Serif CJK SC" w:eastAsia="Noto Serif CJK SC" w:hAnsi="Noto Serif CJK SC"/>
-              </w:rPr>
+            </w:pPr>
+            <w:r>
               <w:t>SELLER:（Sign）{{b.name}}</w:t>
             </w:r>
           </w:p>
@@ -1714,14 +1913,8 @@
                 <w:numId w:val="0"/>
               </w:numPr>
               <w:ind w:left="440"/>
-              <w:rPr>
-                <w:rFonts w:ascii="Noto Serif CJK SC" w:eastAsia="Noto Serif CJK SC" w:hAnsi="Noto Serif CJK SC"/>
-              </w:rPr>
-            </w:pPr>
-            <w:r>
-              <w:rPr>
-                <w:rFonts w:ascii="Noto Serif CJK SC" w:eastAsia="Noto Serif CJK SC" w:hAnsi="Noto Serif CJK SC"/>
-              </w:rPr>
+            </w:pPr>
+            <w:r>
               <w:t>Sign Date</w:t>
             </w:r>
           </w:p>
@@ -1737,14 +1930,8 @@
                 <w:numId w:val="0"/>
               </w:numPr>
               <w:ind w:left="440"/>
-              <w:rPr>
-                <w:rFonts w:ascii="Noto Serif CJK SC" w:eastAsia="Noto Serif CJK SC" w:hAnsi="Noto Serif CJK SC"/>
-              </w:rPr>
-            </w:pPr>
-            <w:r>
-              <w:rPr>
-                <w:rFonts w:ascii="Noto Serif CJK SC" w:eastAsia="Noto Serif CJK SC" w:hAnsi="Noto Serif CJK SC"/>
-              </w:rPr>
+            </w:pPr>
+            <w:r>
               <w:t>Sign Date</w:t>
             </w:r>
           </w:p>
@@ -1758,9 +1945,6 @@
           <w:numId w:val="0"/>
         </w:numPr>
         <w:ind w:left="440"/>
-        <w:rPr>
-          <w:rFonts w:ascii="Noto Serif CJK SC" w:eastAsia="Noto Serif CJK SC" w:hAnsi="Noto Serif CJK SC"/>
-        </w:rPr>
       </w:pPr>
     </w:p>
     <w:sectPr>

--- a/yudao-module-srm/yudao-module-srm-biz/src/main/resources/purchase/order/外币采购合同_英文.docx
+++ b/yudao-module-srm/yudao-module-srm-biz/src/main/resources/purchase/order/外币采购合同_英文.docx
@@ -108,13 +108,13 @@
             </w:r>
             <w:r>
               <w:rPr>
-                <w:rFonts w:ascii="Noto Serif CJK SC" w:eastAsia="Noto Serif CJK SC" w:hAnsi="Noto Serif CJK SC"/>
+                <w:rFonts w:ascii="Noto Serif CJK SC" w:eastAsia="Noto Serif CJK SC" w:hAnsi="Noto Serif CJK SC" w:hint="eastAsia"/>
                 <w:b/>
                 <w:bCs/>
                 <w:sz w:val="21"/>
                 <w:szCs w:val="21"/>
               </w:rPr>
-              <w:t>no</w:t>
+              <w:t>code</w:t>
             </w:r>
             <w:r>
               <w:rPr>
@@ -323,7 +323,6 @@
               <w:t>{{</w:t>
             </w:r>
             <w:proofErr w:type="spellStart"/>
-            <w:proofErr w:type="gramStart"/>
             <w:r>
               <w:rPr>
                 <w:rFonts w:ascii="Noto Serif CJK SC" w:eastAsia="Noto Serif CJK SC" w:hAnsi="Noto Serif CJK SC"/>
@@ -331,7 +330,6 @@
               <w:t>a.companyAddress</w:t>
             </w:r>
             <w:proofErr w:type="spellEnd"/>
-            <w:proofErr w:type="gramEnd"/>
             <w:r>
               <w:rPr>
                 <w:rFonts w:ascii="Noto Serif CJK SC" w:eastAsia="Noto Serif CJK SC" w:hAnsi="Noto Serif CJK SC"/>
@@ -370,7 +368,6 @@
               <w:t>{{</w:t>
             </w:r>
             <w:proofErr w:type="spellStart"/>
-            <w:proofErr w:type="gramStart"/>
             <w:r>
               <w:rPr>
                 <w:rFonts w:ascii="Noto Serif CJK SC" w:eastAsia="Noto Serif CJK SC" w:hAnsi="Noto Serif CJK SC"/>
@@ -378,7 +375,6 @@
               <w:t>b.companyAddress</w:t>
             </w:r>
             <w:proofErr w:type="spellEnd"/>
-            <w:proofErr w:type="gramEnd"/>
             <w:r>
               <w:rPr>
                 <w:rFonts w:ascii="Noto Serif CJK SC" w:eastAsia="Noto Serif CJK SC" w:hAnsi="Noto Serif CJK SC"/>
@@ -419,7 +415,6 @@
               <w:t>{{</w:t>
             </w:r>
             <w:proofErr w:type="spellStart"/>
-            <w:proofErr w:type="gramStart"/>
             <w:r>
               <w:rPr>
                 <w:rFonts w:ascii="Noto Serif CJK SC" w:eastAsia="Noto Serif CJK SC" w:hAnsi="Noto Serif CJK SC"/>
@@ -427,7 +422,6 @@
               <w:t>a.contact</w:t>
             </w:r>
             <w:proofErr w:type="spellEnd"/>
-            <w:proofErr w:type="gramEnd"/>
             <w:r>
               <w:rPr>
                 <w:rFonts w:ascii="Noto Serif CJK SC" w:eastAsia="Noto Serif CJK SC" w:hAnsi="Noto Serif CJK SC"/>
@@ -435,7 +429,6 @@
               <w:t>}} {{</w:t>
             </w:r>
             <w:proofErr w:type="spellStart"/>
-            <w:proofErr w:type="gramStart"/>
             <w:r>
               <w:rPr>
                 <w:rFonts w:ascii="Noto Serif CJK SC" w:eastAsia="Noto Serif CJK SC" w:hAnsi="Noto Serif CJK SC"/>
@@ -443,7 +436,6 @@
               <w:t>a.telephone</w:t>
             </w:r>
             <w:proofErr w:type="spellEnd"/>
-            <w:proofErr w:type="gramEnd"/>
             <w:r>
               <w:rPr>
                 <w:rFonts w:ascii="Noto Serif CJK SC" w:eastAsia="Noto Serif CJK SC" w:hAnsi="Noto Serif CJK SC"/>
@@ -482,7 +474,6 @@
               <w:t>{{</w:t>
             </w:r>
             <w:proofErr w:type="spellStart"/>
-            <w:proofErr w:type="gramStart"/>
             <w:r>
               <w:rPr>
                 <w:rFonts w:ascii="Noto Serif CJK SC" w:eastAsia="Noto Serif CJK SC" w:hAnsi="Noto Serif CJK SC"/>
@@ -490,7 +481,6 @@
               <w:t>b.contact</w:t>
             </w:r>
             <w:proofErr w:type="spellEnd"/>
-            <w:proofErr w:type="gramEnd"/>
             <w:r>
               <w:rPr>
                 <w:rFonts w:ascii="Noto Serif CJK SC" w:eastAsia="Noto Serif CJK SC" w:hAnsi="Noto Serif CJK SC"/>
@@ -498,7 +488,6 @@
               <w:t>}} {{</w:t>
             </w:r>
             <w:proofErr w:type="spellStart"/>
-            <w:proofErr w:type="gramStart"/>
             <w:r>
               <w:rPr>
                 <w:rFonts w:ascii="Noto Serif CJK SC" w:eastAsia="Noto Serif CJK SC" w:hAnsi="Noto Serif CJK SC"/>
@@ -506,7 +495,6 @@
               <w:t>b.telephone</w:t>
             </w:r>
             <w:proofErr w:type="spellEnd"/>
-            <w:proofErr w:type="gramEnd"/>
             <w:r>
               <w:rPr>
                 <w:rFonts w:ascii="Noto Serif CJK SC" w:eastAsia="Noto Serif CJK SC" w:hAnsi="Noto Serif CJK SC"/>
@@ -898,7 +886,7 @@
               <w:rPr>
                 <w:rFonts w:ascii="Noto Serif CJK SC" w:eastAsia="Noto Serif CJK SC" w:hAnsi="Noto Serif CJK SC"/>
               </w:rPr>
-              <w:t>barCode</w:t>
+              <w:t>productCode</w:t>
             </w:r>
             <w:proofErr w:type="spellEnd"/>
             <w:r>
@@ -1034,7 +1022,7 @@
               <w:rPr>
                 <w:rFonts w:ascii="Noto Serif CJK SC" w:eastAsia="Noto Serif CJK SC" w:hAnsi="Noto Serif CJK SC"/>
               </w:rPr>
-              <w:t>actTaxPrice</w:t>
+              <w:t>grossPrice</w:t>
             </w:r>
             <w:proofErr w:type="spellEnd"/>
             <w:r>
@@ -1411,7 +1399,6 @@
         <w:t xml:space="preserve">Loading </w:t>
       </w:r>
       <w:proofErr w:type="spellStart"/>
-      <w:proofErr w:type="gramStart"/>
       <w:r>
         <w:rPr>
           <w:rFonts w:ascii="Noto Serif CJK SC" w:eastAsia="Noto Serif CJK SC" w:hAnsi="Noto Serif CJK SC"/>
@@ -1419,7 +1406,6 @@
         <w:t>date:will</w:t>
       </w:r>
       <w:proofErr w:type="spellEnd"/>
-      <w:proofErr w:type="gramEnd"/>
       <w:r>
         <w:rPr>
           <w:rFonts w:ascii="Noto Serif CJK SC" w:eastAsia="Noto Serif CJK SC" w:hAnsi="Noto Serif CJK SC"/>
@@ -1713,7 +1699,6 @@
         <w:t xml:space="preserve">If due to the production of quality </w:t>
       </w:r>
       <w:proofErr w:type="spellStart"/>
-      <w:proofErr w:type="gramStart"/>
       <w:r>
         <w:rPr>
           <w:rFonts w:ascii="Noto Serif CJK SC" w:eastAsia="Noto Serif CJK SC" w:hAnsi="Noto Serif CJK SC"/>
@@ -1721,7 +1706,6 @@
         <w:t>problems,the</w:t>
       </w:r>
       <w:proofErr w:type="spellEnd"/>
-      <w:proofErr w:type="gramEnd"/>
       <w:r>
         <w:rPr>
           <w:rFonts w:ascii="Noto Serif CJK SC" w:eastAsia="Noto Serif CJK SC" w:hAnsi="Noto Serif CJK SC"/>
@@ -1762,33 +1746,11 @@
         <w:t xml:space="preserve">Concerning the </w:t>
       </w:r>
       <w:proofErr w:type="spellStart"/>
-      <w:proofErr w:type="gramStart"/>
-      <w:r>
-        <w:rPr>
-          <w:rFonts w:ascii="Noto Serif CJK SC" w:eastAsia="Noto Serif CJK SC" w:hAnsi="Noto Serif CJK SC"/>
-        </w:rPr>
-        <w:t>conclusion,validity</w:t>
-      </w:r>
-      <w:proofErr w:type="gramEnd"/>
-      <w:r>
-        <w:rPr>
-          <w:rFonts w:ascii="Noto Serif CJK SC" w:eastAsia="Noto Serif CJK SC" w:hAnsi="Noto Serif CJK SC"/>
-        </w:rPr>
-        <w:t>,</w:t>
-      </w:r>
-      <w:proofErr w:type="gramStart"/>
-      <w:r>
-        <w:rPr>
-          <w:rFonts w:ascii="Noto Serif CJK SC" w:eastAsia="Noto Serif CJK SC" w:hAnsi="Noto Serif CJK SC"/>
-        </w:rPr>
-        <w:t>interpretation,performance</w:t>
-      </w:r>
-      <w:proofErr w:type="gramEnd"/>
-      <w:r>
-        <w:rPr>
-          <w:rFonts w:ascii="Noto Serif CJK SC" w:eastAsia="Noto Serif CJK SC" w:hAnsi="Noto Serif CJK SC"/>
-        </w:rPr>
-        <w:t>,resolution</w:t>
+      <w:r>
+        <w:rPr>
+          <w:rFonts w:ascii="Noto Serif CJK SC" w:eastAsia="Noto Serif CJK SC" w:hAnsi="Noto Serif CJK SC"/>
+        </w:rPr>
+        <w:t>conclusion,validity,interpretation,performance,resolution</w:t>
       </w:r>
       <w:proofErr w:type="spellEnd"/>
       <w:r>
@@ -1798,7 +1760,6 @@
         <w:t xml:space="preserve"> of the </w:t>
       </w:r>
       <w:proofErr w:type="spellStart"/>
-      <w:proofErr w:type="gramStart"/>
       <w:r>
         <w:rPr>
           <w:rFonts w:ascii="Noto Serif CJK SC" w:eastAsia="Noto Serif CJK SC" w:hAnsi="Noto Serif CJK SC"/>
@@ -1806,7 +1767,6 @@
         <w:t>contract,the</w:t>
       </w:r>
       <w:proofErr w:type="spellEnd"/>
-      <w:proofErr w:type="gramEnd"/>
       <w:r>
         <w:rPr>
           <w:rFonts w:ascii="Noto Serif CJK SC" w:eastAsia="Noto Serif CJK SC" w:hAnsi="Noto Serif CJK SC"/>
@@ -1828,7 +1788,6 @@
         <w:t xml:space="preserve"> China shall </w:t>
       </w:r>
       <w:proofErr w:type="spellStart"/>
-      <w:proofErr w:type="gramStart"/>
       <w:r>
         <w:rPr>
           <w:rFonts w:ascii="Noto Serif CJK SC" w:eastAsia="Noto Serif CJK SC" w:hAnsi="Noto Serif CJK SC"/>
@@ -1836,7 +1795,6 @@
         <w:t>apply.All</w:t>
       </w:r>
       <w:proofErr w:type="spellEnd"/>
-      <w:proofErr w:type="gramEnd"/>
       <w:r>
         <w:rPr>
           <w:rFonts w:ascii="Noto Serif CJK SC" w:eastAsia="Noto Serif CJK SC" w:hAnsi="Noto Serif CJK SC"/>
@@ -3082,7 +3040,6 @@
   <w:style w:type="character" w:default="1" w:styleId="a1">
     <w:name w:val="Default Paragraph Font"/>
     <w:uiPriority w:val="1"/>
-    <w:semiHidden/>
     <w:unhideWhenUsed/>
   </w:style>
   <w:style w:type="table" w:default="1" w:styleId="a2">
